--- a/public/JohnPacheco_Resume.docx
+++ b/public/JohnPacheco_Resume.docx
@@ -394,18 +394,7 @@
           <w:sz w:val="18"/>
           <w:szCs w:val="18"/>
         </w:rPr>
-        <w:t>GPA: 3.</w:t>
-      </w:r>
-      <w:r>
-        <w:rPr>
-          <w:rFonts w:ascii="Garamond" w:hAnsi="Garamond"/>
-          <w:b/>
-          <w:bCs/>
-          <w:color w:val="000000"/>
-          <w:sz w:val="18"/>
-          <w:szCs w:val="18"/>
-        </w:rPr>
-        <w:t>8</w:t>
+        <w:t>GPA: 3.8</w:t>
       </w:r>
     </w:p>
     <w:p>
@@ -749,7 +738,18 @@
           <w:sz w:val="18"/>
           <w:szCs w:val="18"/>
         </w:rPr>
-        <w:t>CERTIFICATIONS, SKILLS &amp; INTERESTS</w:t>
+        <w:t>TECHNOLOGIES</w:t>
+      </w:r>
+      <w:r>
+        <w:rPr>
+          <w:rFonts w:ascii="Garamond" w:hAnsi="Garamond"/>
+          <w:b/>
+          <w:bCs/>
+          <w:color w:val="auto"/>
+          <w:sz w:val="18"/>
+          <w:szCs w:val="18"/>
+        </w:rPr>
+        <w:t>, SKILLS &amp; INTERESTS</w:t>
       </w:r>
     </w:p>
     <w:p>
@@ -764,13 +764,7 @@
         </w:rPr>
       </w:pPr>
       <w:r>
-        <w:rPr>
-          <w:rFonts w:ascii="Garamond" w:hAnsi="Garamond"/>
-          <w:color w:val="auto"/>
-          <w:sz w:val="18"/>
-          <w:szCs w:val="18"/>
-          <w:u w:val="single"/>
-        </w:rPr>
+        <w:rPr/>
       </w:r>
     </w:p>
     <w:p>
@@ -792,36 +786,25 @@
           <w:sz w:val="18"/>
           <w:szCs w:val="18"/>
         </w:rPr>
-        <w:t xml:space="preserve">Certifications: </w:t>
-      </w:r>
-      <w:r>
-        <w:rPr>
-          <w:rFonts w:ascii="Garamond" w:hAnsi="Garamond"/>
-          <w:color w:val="auto"/>
-          <w:sz w:val="18"/>
-          <w:szCs w:val="18"/>
-        </w:rPr>
-        <w:t>If you have relevant ones; otherwise delete this bullet point + “</w:t>
-      </w:r>
-      <w:r>
-        <w:rPr>
-          <w:rFonts w:ascii="Garamond" w:hAnsi="Garamond"/>
-          <w:b/>
-          <w:bCs/>
-          <w:color w:val="auto"/>
-          <w:sz w:val="18"/>
-          <w:szCs w:val="18"/>
-        </w:rPr>
-        <w:t>CERTIFICATIONS</w:t>
-      </w:r>
-      <w:r>
-        <w:rPr>
-          <w:rFonts w:ascii="Garamond" w:hAnsi="Garamond"/>
-          <w:color w:val="auto"/>
-          <w:sz w:val="18"/>
-          <w:szCs w:val="18"/>
-        </w:rPr>
-        <w:t>” above</w:t>
+        <w:t>Technologies:</w:t>
+      </w:r>
+      <w:r>
+        <w:rPr>
+          <w:rFonts w:ascii="Garamond" w:hAnsi="Garamond"/>
+          <w:color w:val="auto"/>
+          <w:sz w:val="18"/>
+          <w:szCs w:val="18"/>
+        </w:rPr>
+        <w:t xml:space="preserve"> MongoDB, MySQL, React, Redux, Redis, Docker, Nginx, AWS, DigitalOcean, </w:t>
+      </w:r>
+      <w:r>
+        <w:rPr>
+          <w:rFonts w:ascii="Garamond" w:hAnsi="Garamond"/>
+          <w:color w:val="auto"/>
+          <w:sz w:val="18"/>
+          <w:szCs w:val="18"/>
+        </w:rPr>
+        <w:t>PostgreSQL, FastAPI, Next.js</w:t>
       </w:r>
     </w:p>
     <w:p>
@@ -843,16 +826,29 @@
           <w:sz w:val="18"/>
           <w:szCs w:val="18"/>
         </w:rPr>
-        <w:t>Technologies:</w:t>
-      </w:r>
-      <w:r>
-        <w:rPr>
-          <w:rFonts w:ascii="Garamond" w:hAnsi="Garamond"/>
-          <w:color w:val="auto"/>
-          <w:sz w:val="18"/>
-          <w:szCs w:val="18"/>
-        </w:rPr>
-        <w:t xml:space="preserve"> MongoDB, MySQL, React, Redux, Redis, Docker, Nginx, AWS, DigitalOcean</w:t>
+        <w:t xml:space="preserve">Programming Languages: </w:t>
+      </w:r>
+      <w:r>
+        <w:rPr>
+          <w:rFonts w:ascii="Garamond" w:hAnsi="Garamond"/>
+          <w:b w:val="false"/>
+          <w:bCs w:val="false"/>
+          <w:color w:val="auto"/>
+          <w:sz w:val="18"/>
+          <w:szCs w:val="18"/>
+        </w:rPr>
+        <w:t xml:space="preserve">HTML, JavaScript, TypeScript, CSS, Python, SQL, </w:t>
+      </w:r>
+      <w:r>
+        <w:rPr>
+          <w:rFonts w:ascii="Garamond" w:hAnsi="Garamond"/>
+          <w:b w:val="false"/>
+          <w:bCs w:val="false"/>
+          <w:color w:val="auto"/>
+          <w:sz w:val="18"/>
+          <w:szCs w:val="18"/>
+        </w:rPr>
+        <w:t xml:space="preserve">Tailwind CSS, </w:t>
       </w:r>
     </w:p>
     <w:p>
@@ -874,7 +870,18 @@
           <w:sz w:val="18"/>
           <w:szCs w:val="18"/>
         </w:rPr>
-        <w:t xml:space="preserve">Programming Languages: </w:t>
+        <w:t>UI Frameworks</w:t>
+      </w:r>
+      <w:r>
+        <w:rPr>
+          <w:rFonts w:ascii="Garamond" w:hAnsi="Garamond"/>
+          <w:b/>
+          <w:bCs/>
+          <w:color w:val="auto"/>
+          <w:sz w:val="18"/>
+          <w:szCs w:val="18"/>
+        </w:rPr>
+        <w:t xml:space="preserve">: </w:t>
       </w:r>
       <w:r>
         <w:rPr>
@@ -885,7 +892,7 @@
           <w:sz w:val="18"/>
           <w:szCs w:val="18"/>
         </w:rPr>
-        <w:t>HTML, JavaScript(TypeScript), CSS, Python, SQL</w:t>
+        <w:t xml:space="preserve">MantineUI, Shadcn-UI, </w:t>
       </w:r>
     </w:p>
     <w:p>
@@ -998,29 +1005,7 @@
           <w:sz w:val="18"/>
           <w:szCs w:val="18"/>
         </w:rPr>
-        <w:t xml:space="preserve">Languages: </w:t>
-      </w:r>
-      <w:r>
-        <w:rPr>
-          <w:rFonts w:ascii="Garamond" w:hAnsi="Garamond"/>
-          <w:b/>
-          <w:bCs/>
-          <w:color w:val="auto"/>
-          <w:sz w:val="18"/>
-          <w:szCs w:val="18"/>
-        </w:rPr>
-        <w:t xml:space="preserve">Fluent in </w:t>
-      </w:r>
-      <w:r>
-        <w:rPr>
-          <w:rFonts w:ascii="Garamond" w:hAnsi="Garamond"/>
-          <w:b/>
-          <w:bCs/>
-          <w:color w:val="auto"/>
-          <w:sz w:val="18"/>
-          <w:szCs w:val="18"/>
-        </w:rPr>
-        <w:t>English, Conversational in Spanish</w:t>
+        <w:t>Languages: Fluent in English, Conversational in Spanish</w:t>
       </w:r>
     </w:p>
     <w:p>

--- a/public/JohnPacheco_Resume.docx
+++ b/public/JohnPacheco_Resume.docx
@@ -9,8 +9,7 @@
         <w:jc w:val="center"/>
         <w:rPr>
           <w:rFonts w:ascii="Arial" w:hAnsi="Arial"/>
-          <w:sz w:val="32"/>
-          <w:szCs w:val="36"/>
+          <w:color w:themeColor="dark1" w:val="000000"/>
         </w:rPr>
       </w:pPr>
       <w:r>
@@ -18,7 +17,7 @@
           <w:rFonts w:eastAsia="Calibri" w:cs="Calibri" w:ascii="Arial" w:hAnsi="Arial"/>
           <w:b/>
           <w:bCs/>
-          <w:color w:val="000000"/>
+          <w:color w:themeColor="dark1" w:val="000000"/>
           <w:sz w:val="32"/>
           <w:szCs w:val="36"/>
         </w:rPr>
@@ -30,18 +29,14 @@
         <w:pStyle w:val="Normal"/>
         <w:spacing w:before="0" w:after="60"/>
         <w:jc w:val="center"/>
-        <w:rPr>
-          <w:rFonts w:ascii="Arial" w:hAnsi="Arial"/>
-          <w:sz w:val="32"/>
-          <w:szCs w:val="18"/>
-        </w:rPr>
+        <w:rPr/>
       </w:pPr>
       <w:hyperlink r:id="rId2">
         <w:r>
           <w:rPr>
             <w:rStyle w:val="Hyperlink"/>
             <w:rFonts w:eastAsia="Calibri" w:cs="Calibri" w:ascii="Arial" w:hAnsi="Arial"/>
-            <w:color w:val="000000"/>
+            <w:color w:themeColor="dark1" w:val="000000"/>
             <w:sz w:val="18"/>
             <w:szCs w:val="18"/>
           </w:rPr>
@@ -51,20 +46,11 @@
       <w:r>
         <w:rPr>
           <w:rFonts w:eastAsia="Calibri" w:cs="Calibri" w:ascii="Arial" w:hAnsi="Arial"/>
-          <w:color w:val="000000"/>
+          <w:color w:themeColor="dark1" w:val="000000"/>
           <w:sz w:val="18"/>
           <w:szCs w:val="18"/>
         </w:rPr>
-        <w:t xml:space="preserve"> | (321) 900-2231 | Orlando, FL </w:t>
-      </w:r>
-      <w:r>
-        <w:rPr>
-          <w:rFonts w:eastAsia="Calibri" w:cs="Calibri" w:ascii="Arial" w:hAnsi="Arial"/>
-          <w:color w:val="000000"/>
-          <w:sz w:val="18"/>
-          <w:szCs w:val="18"/>
-        </w:rPr>
-        <w:t xml:space="preserve">| </w:t>
+        <w:t xml:space="preserve"> | (321) 900-2231 | Orlando, FL | </w:t>
       </w:r>
       <w:hyperlink r:id="rId3">
         <w:r>
@@ -81,7 +67,7 @@
       <w:r>
         <w:rPr>
           <w:rFonts w:eastAsia="Calibri" w:cs="Calibri" w:ascii="Arial" w:hAnsi="Arial"/>
-          <w:color w:val="000000"/>
+          <w:color w:themeColor="dark1" w:val="000000"/>
           <w:sz w:val="18"/>
           <w:szCs w:val="18"/>
         </w:rPr>
@@ -92,7 +78,7 @@
           <w:rPr>
             <w:rStyle w:val="Hyperlink"/>
             <w:rFonts w:eastAsia="Calibri" w:cs="Calibri" w:ascii="Arial" w:hAnsi="Arial"/>
-            <w:color w:val="000000"/>
+            <w:color w:themeColor="dark1" w:val="000000"/>
             <w:sz w:val="18"/>
             <w:szCs w:val="18"/>
           </w:rPr>
@@ -102,7 +88,7 @@
       <w:r>
         <w:rPr>
           <w:rFonts w:eastAsia="Calibri" w:cs="Calibri" w:ascii="Arial" w:hAnsi="Arial"/>
-          <w:color w:val="000000"/>
+          <w:color w:themeColor="dark1" w:val="000000"/>
           <w:sz w:val="18"/>
           <w:szCs w:val="18"/>
         </w:rPr>
@@ -113,7 +99,7 @@
           <w:rPr>
             <w:rStyle w:val="Hyperlink"/>
             <w:rFonts w:eastAsia="Calibri" w:cs="Calibri" w:ascii="Arial" w:hAnsi="Arial"/>
-            <w:color w:val="000000"/>
+            <w:color w:themeColor="dark1" w:val="000000"/>
             <w:sz w:val="18"/>
             <w:szCs w:val="18"/>
           </w:rPr>
@@ -130,19 +116,18 @@
         <w:spacing w:before="200" w:after="80"/>
         <w:rPr>
           <w:rFonts w:ascii="Arial" w:hAnsi="Arial"/>
+          <w:color w:themeColor="dark1" w:val="000000"/>
+        </w:rPr>
+      </w:pPr>
+      <w:r>
+        <w:rPr>
+          <w:rFonts w:eastAsia="Calibri" w:cs="Calibri" w:ascii="Arial" w:hAnsi="Arial"/>
+          <w:b/>
+          <w:bCs/>
+          <w:color w:themeColor="dark1" w:val="000000"/>
           <w:sz w:val="22"/>
           <w:szCs w:val="22"/>
         </w:rPr>
-      </w:pPr>
-      <w:r>
-        <w:rPr>
-          <w:rFonts w:eastAsia="Calibri" w:cs="Calibri" w:ascii="Arial" w:hAnsi="Arial"/>
-          <w:b/>
-          <w:bCs/>
-          <w:color w:val="000000"/>
-          <w:sz w:val="22"/>
-          <w:szCs w:val="22"/>
-        </w:rPr>
         <w:t>SUMMARY</w:t>
       </w:r>
     </w:p>
@@ -152,117 +137,21 @@
         <w:spacing w:before="0" w:after="80"/>
         <w:rPr>
           <w:rFonts w:ascii="Arial" w:hAnsi="Arial"/>
+          <w:b w:val="false"/>
+          <w:bCs w:val="false"/>
+          <w:color w:themeColor="dark1" w:val="000000"/>
+        </w:rPr>
+      </w:pPr>
+      <w:r>
+        <w:rPr>
+          <w:rFonts w:eastAsia="Calibri" w:cs="Calibri" w:ascii="Arial" w:hAnsi="Arial"/>
+          <w:b w:val="false"/>
+          <w:bCs w:val="false"/>
+          <w:color w:themeColor="dark1" w:val="000000"/>
           <w:sz w:val="20"/>
           <w:szCs w:val="20"/>
         </w:rPr>
-      </w:pPr>
-      <w:r>
-        <w:rPr>
-          <w:rFonts w:eastAsia="Calibri" w:cs="Calibri" w:ascii="Arial" w:hAnsi="Arial"/>
-          <w:color w:val="000000"/>
-          <w:sz w:val="20"/>
-          <w:szCs w:val="20"/>
-        </w:rPr>
-        <w:t xml:space="preserve">Full stack developer with a frontend focus and an MS in Computer Science from UCF. Experienced </w:t>
-      </w:r>
-      <w:r>
-        <w:rPr>
-          <w:rFonts w:eastAsia="Calibri" w:cs="Calibri" w:ascii="Arial" w:hAnsi="Arial"/>
-          <w:color w:val="000000"/>
-          <w:sz w:val="20"/>
-          <w:szCs w:val="20"/>
-        </w:rPr>
-        <w:t xml:space="preserve">in </w:t>
-      </w:r>
-      <w:r>
-        <w:rPr>
-          <w:rFonts w:eastAsia="Calibri" w:cs="Calibri" w:ascii="Arial" w:hAnsi="Arial"/>
-          <w:color w:val="000000"/>
-          <w:sz w:val="20"/>
-          <w:szCs w:val="20"/>
-        </w:rPr>
-        <w:t xml:space="preserve">building modern, accessible web applications in React, TypeScript, and Next.js. Built and shipped production features including a site administration control suite for content moderation, accessibility improvements, and SEO optimizations. </w:t>
-      </w:r>
-      <w:r>
-        <w:rPr>
-          <w:rFonts w:eastAsia="Calibri" w:cs="Calibri" w:ascii="Arial" w:hAnsi="Arial"/>
-          <w:color w:val="000000"/>
-          <w:sz w:val="20"/>
-          <w:szCs w:val="20"/>
-        </w:rPr>
-        <w:t xml:space="preserve">Authorized to work in </w:t>
-      </w:r>
-      <w:r>
-        <w:rPr>
-          <w:rFonts w:eastAsia="Calibri" w:cs="Calibri" w:ascii="Arial" w:hAnsi="Arial"/>
-          <w:color w:val="000000"/>
-          <w:sz w:val="20"/>
-          <w:szCs w:val="20"/>
-        </w:rPr>
-        <w:t xml:space="preserve">the </w:t>
-      </w:r>
-      <w:r>
-        <w:rPr>
-          <w:rFonts w:eastAsia="Calibri" w:cs="Calibri" w:ascii="Arial" w:hAnsi="Arial"/>
-          <w:color w:val="000000"/>
-          <w:sz w:val="20"/>
-          <w:szCs w:val="20"/>
-        </w:rPr>
-        <w:t xml:space="preserve">US </w:t>
-      </w:r>
-      <w:r>
-        <w:rPr>
-          <w:rFonts w:eastAsia="Calibri" w:cs="Calibri" w:ascii="Arial" w:hAnsi="Arial"/>
-          <w:color w:val="000000"/>
-          <w:sz w:val="20"/>
-          <w:szCs w:val="20"/>
-        </w:rPr>
-        <w:t xml:space="preserve">with no restrictions. </w:t>
-      </w:r>
-      <w:r>
-        <w:rPr>
-          <w:rFonts w:eastAsia="Calibri" w:cs="Calibri" w:ascii="Arial" w:hAnsi="Arial"/>
-          <w:color w:val="000000"/>
-          <w:sz w:val="20"/>
-          <w:szCs w:val="20"/>
-        </w:rPr>
-        <w:t xml:space="preserve">Fluent </w:t>
-      </w:r>
-      <w:r>
-        <w:rPr>
-          <w:rFonts w:eastAsia="Calibri" w:cs="Calibri" w:ascii="Arial" w:hAnsi="Arial"/>
-          <w:color w:val="000000"/>
-          <w:sz w:val="20"/>
-          <w:szCs w:val="20"/>
-        </w:rPr>
-        <w:t>in E</w:t>
-      </w:r>
-      <w:r>
-        <w:rPr>
-          <w:rFonts w:eastAsia="Calibri" w:cs="Calibri" w:ascii="Arial" w:hAnsi="Arial"/>
-          <w:color w:val="000000"/>
-          <w:sz w:val="20"/>
-          <w:szCs w:val="20"/>
-        </w:rPr>
-        <w:t xml:space="preserve">nglish. Conversational </w:t>
-      </w:r>
-      <w:r>
-        <w:rPr>
-          <w:rFonts w:eastAsia="Calibri" w:cs="Calibri" w:ascii="Arial" w:hAnsi="Arial"/>
-          <w:color w:val="000000"/>
-          <w:sz w:val="20"/>
-          <w:szCs w:val="20"/>
-        </w:rPr>
-        <w:t xml:space="preserve">in </w:t>
-      </w:r>
-      <w:r>
-        <w:rPr>
-          <w:rFonts w:eastAsia="Calibri" w:cs="Calibri" w:ascii="Arial" w:hAnsi="Arial"/>
-          <w:color w:val="000000"/>
-          <w:sz w:val="20"/>
-          <w:szCs w:val="20"/>
-        </w:rPr>
-        <w:t>Spanish.</w:t>
+        <w:t>Full-stack developer with a frontend focus, experienced building modern, accessible, and performant web applications using React, TypeScript, and Next.js. A collaborative team player who thrives in cross-functional environments, with proven ability to lead technical decisions, conduct user research, and communicate effectively with both technical and non-technical clients. Authorized to work in the US with no restrictions. Fluent in English, conversational in Spanish.</w:t>
       </w:r>
     </w:p>
     <w:p>
@@ -274,20 +163,107 @@
         <w:spacing w:before="200" w:after="80"/>
         <w:rPr>
           <w:rFonts w:ascii="Arial" w:hAnsi="Arial"/>
+          <w:color w:themeColor="dark1" w:val="000000"/>
+        </w:rPr>
+      </w:pPr>
+      <w:r>
+        <w:rPr>
+          <w:rFonts w:eastAsia="Calibri" w:cs="Calibri" w:ascii="Arial" w:hAnsi="Arial"/>
+          <w:b/>
+          <w:bCs/>
+          <w:color w:themeColor="dark1" w:val="000000"/>
           <w:sz w:val="22"/>
           <w:szCs w:val="22"/>
         </w:rPr>
+        <w:t>EDUCATION</w:t>
+      </w:r>
+    </w:p>
+    <w:p>
+      <w:pPr>
+        <w:pStyle w:val="Normal"/>
+        <w:tabs>
+          <w:tab w:val="clear" w:pos="720"/>
+          <w:tab w:val="right" w:pos="9026" w:leader="none"/>
+        </w:tabs>
+        <w:spacing w:before="60" w:after="0"/>
+        <w:rPr>
+          <w:rFonts w:ascii="Arial" w:hAnsi="Arial"/>
+          <w:color w:themeColor="dark1" w:val="000000"/>
+        </w:rPr>
       </w:pPr>
       <w:r>
         <w:rPr>
           <w:rFonts w:eastAsia="Calibri" w:cs="Calibri" w:ascii="Arial" w:hAnsi="Arial"/>
           <w:b/>
           <w:bCs/>
-          <w:color w:val="000000"/>
+          <w:color w:themeColor="dark1" w:val="000000"/>
           <w:sz w:val="22"/>
-          <w:szCs w:val="22"/>
-        </w:rPr>
-        <w:t>EDUCATION</w:t>
+          <w:szCs w:val="18"/>
+        </w:rPr>
+        <w:t>University of Central Florida – Orlando, FL</w:t>
+      </w:r>
+      <w:r>
+        <w:rPr>
+          <w:rFonts w:eastAsia="Calibri" w:cs="Calibri" w:ascii="Arial" w:hAnsi="Arial"/>
+          <w:b/>
+          <w:bCs/>
+          <w:i/>
+          <w:iCs/>
+          <w:color w:themeColor="dark1" w:val="000000"/>
+          <w:sz w:val="22"/>
+          <w:szCs w:val="18"/>
+        </w:rPr>
+        <w:t xml:space="preserve">                                                                               </w:t>
+        <w:tab/>
+        <w:tab/>
+        <w:t xml:space="preserve">   </w:t>
+      </w:r>
+      <w:r>
+        <w:rPr>
+          <w:rFonts w:eastAsia="Calibri" w:cs="Calibri" w:ascii="Arial" w:hAnsi="Arial"/>
+          <w:b/>
+          <w:bCs/>
+          <w:i/>
+          <w:iCs/>
+          <w:color w:themeColor="dark1" w:val="000000"/>
+          <w:sz w:val="18"/>
+          <w:szCs w:val="18"/>
+        </w:rPr>
+        <w:t>Dec 2025</w:t>
+      </w:r>
+    </w:p>
+    <w:p>
+      <w:pPr>
+        <w:pStyle w:val="Normal"/>
+        <w:spacing w:before="0" w:after="0"/>
+        <w:rPr>
+          <w:rFonts w:ascii="Arial" w:hAnsi="Arial"/>
+          <w:color w:themeColor="dark1" w:val="000000"/>
+        </w:rPr>
+      </w:pPr>
+      <w:r>
+        <w:rPr>
+          <w:rFonts w:eastAsia="Calibri" w:cs="Calibri" w:ascii="Arial" w:hAnsi="Arial"/>
+          <w:i/>
+          <w:iCs/>
+          <w:color w:themeColor="dark1" w:val="000000"/>
+          <w:sz w:val="18"/>
+          <w:szCs w:val="18"/>
+        </w:rPr>
+        <w:t xml:space="preserve">Master of Science in Computer Science | </w:t>
+      </w:r>
+      <w:r>
+        <w:rPr>
+          <w:rFonts w:eastAsia="Calibri" w:cs="Calibri" w:ascii="Arial" w:hAnsi="Arial"/>
+          <w:b/>
+          <w:bCs/>
+          <w:i/>
+          <w:iCs/>
+          <w:color w:themeColor="dark1" w:val="000000"/>
+          <w:sz w:val="18"/>
+          <w:szCs w:val="18"/>
+        </w:rPr>
+        <w:t>GPA: 3.81</w:t>
       </w:r>
     </w:p>
     <w:p>
@@ -300,8 +276,7 @@
         <w:spacing w:before="60" w:after="0"/>
         <w:rPr>
           <w:rFonts w:ascii="Arial" w:hAnsi="Arial"/>
-          <w:sz w:val="24"/>
-          <w:szCs w:val="18"/>
+          <w:color w:themeColor="dark1" w:val="000000"/>
         </w:rPr>
       </w:pPr>
       <w:r>
@@ -309,11 +284,14 @@
           <w:rFonts w:eastAsia="Calibri" w:cs="Calibri" w:ascii="Arial" w:hAnsi="Arial"/>
           <w:b/>
           <w:bCs/>
-          <w:color w:val="000000"/>
+          <w:color w:themeColor="dark1" w:val="000000"/>
           <w:sz w:val="22"/>
           <w:szCs w:val="18"/>
         </w:rPr>
-        <w:t>University of Central Florida – Orlando, FL</w:t>
+        <w:t xml:space="preserve">University of Central Florida – Orlando, FL                                                                             </w:t>
+        <w:tab/>
+        <w:tab/>
+        <w:t xml:space="preserve">  </w:t>
       </w:r>
       <w:r>
         <w:rPr>
@@ -322,11 +300,34 @@
           <w:bCs/>
           <w:i/>
           <w:iCs/>
-          <w:color w:val="555555"/>
-          <w:sz w:val="22"/>
+          <w:color w:themeColor="dark1" w:val="000000"/>
+          <w:sz w:val="18"/>
           <w:szCs w:val="18"/>
         </w:rPr>
-        <w:t xml:space="preserve">                                                                               </w:t>
+        <w:t>May 2024</w:t>
+      </w:r>
+    </w:p>
+    <w:p>
+      <w:pPr>
+        <w:pStyle w:val="Normal"/>
+        <w:spacing w:before="0" w:after="0"/>
+        <w:rPr>
+          <w:rFonts w:ascii="Arial" w:hAnsi="Arial"/>
+          <w:color w:themeColor="dark1" w:val="000000"/>
+        </w:rPr>
+      </w:pPr>
+      <w:r>
+        <w:rPr>
+          <w:rFonts w:eastAsia="Calibri" w:cs="Calibri" w:ascii="Arial" w:hAnsi="Arial"/>
+          <w:b w:val="false"/>
+          <w:bCs w:val="false"/>
+          <w:i/>
+          <w:iCs/>
+          <w:color w:themeColor="dark1" w:val="000000"/>
+          <w:sz w:val="18"/>
+          <w:szCs w:val="18"/>
+        </w:rPr>
+        <w:t xml:space="preserve">Bachelor of Science in Computer Science | </w:t>
       </w:r>
       <w:r>
         <w:rPr>
@@ -335,155 +336,20 @@
           <w:bCs/>
           <w:i/>
           <w:iCs/>
-          <w:color w:val="555555"/>
+          <w:color w:themeColor="dark1" w:val="000000"/>
           <w:sz w:val="18"/>
           <w:szCs w:val="18"/>
         </w:rPr>
-        <w:t>Aug 2024 – Dec 2025</w:t>
-      </w:r>
-    </w:p>
-    <w:p>
-      <w:pPr>
-        <w:pStyle w:val="Normal"/>
-        <w:spacing w:before="0" w:after="0"/>
-        <w:rPr>
-          <w:rFonts w:ascii="Arial" w:hAnsi="Arial"/>
-          <w:sz w:val="18"/>
-          <w:szCs w:val="18"/>
-        </w:rPr>
-      </w:pPr>
-      <w:r>
-        <w:rPr>
-          <w:rFonts w:eastAsia="Calibri" w:cs="Calibri" w:ascii="Arial" w:hAnsi="Arial"/>
-          <w:i/>
-          <w:iCs/>
-          <w:color w:val="555555"/>
-          <w:sz w:val="18"/>
-          <w:szCs w:val="18"/>
-        </w:rPr>
-        <w:t xml:space="preserve">Master of Science in Computer Science | </w:t>
-      </w:r>
-      <w:r>
-        <w:rPr>
-          <w:rFonts w:eastAsia="Calibri" w:cs="Calibri" w:ascii="Arial" w:hAnsi="Arial"/>
-          <w:b/>
-          <w:bCs/>
-          <w:i/>
-          <w:iCs/>
-          <w:color w:val="555555"/>
-          <w:sz w:val="18"/>
-          <w:szCs w:val="18"/>
-        </w:rPr>
-        <w:t>GPA: 3.8</w:t>
-      </w:r>
-    </w:p>
-    <w:p>
-      <w:pPr>
-        <w:pStyle w:val="Normal"/>
-        <w:tabs>
-          <w:tab w:val="clear" w:pos="720"/>
-          <w:tab w:val="right" w:pos="9026" w:leader="none"/>
-        </w:tabs>
-        <w:spacing w:before="60" w:after="0"/>
-        <w:rPr>
-          <w:rFonts w:ascii="Arial" w:hAnsi="Arial"/>
-          <w:sz w:val="24"/>
-          <w:szCs w:val="18"/>
-        </w:rPr>
-      </w:pPr>
-      <w:r>
-        <w:rPr>
-          <w:rFonts w:eastAsia="Calibri" w:cs="Calibri" w:ascii="Arial" w:hAnsi="Arial"/>
-          <w:b/>
-          <w:bCs/>
-          <w:color w:val="000000"/>
-          <w:sz w:val="22"/>
-          <w:szCs w:val="18"/>
-        </w:rPr>
-        <w:t xml:space="preserve">University of Central Florida – Orlando, </w:t>
-      </w:r>
-      <w:r>
-        <w:rPr>
-          <w:rFonts w:eastAsia="Calibri" w:cs="Calibri" w:ascii="Arial" w:hAnsi="Arial"/>
-          <w:b/>
-          <w:bCs/>
-          <w:color w:val="000000"/>
-          <w:sz w:val="22"/>
-          <w:szCs w:val="18"/>
-        </w:rPr>
-        <w:t>FL</w:t>
-      </w:r>
-      <w:r>
-        <w:rPr>
-          <w:rFonts w:eastAsia="Calibri" w:cs="Calibri" w:ascii="Arial" w:hAnsi="Arial"/>
-          <w:b/>
-          <w:bCs/>
-          <w:color w:val="000000"/>
-          <w:sz w:val="22"/>
-          <w:szCs w:val="18"/>
-        </w:rPr>
-        <w:t xml:space="preserve">                                                                               </w:t>
-      </w:r>
-      <w:r>
-        <w:rPr>
-          <w:rFonts w:eastAsia="Calibri" w:cs="Calibri" w:ascii="Arial" w:hAnsi="Arial"/>
-          <w:b/>
-          <w:bCs/>
-          <w:i/>
-          <w:iCs/>
-          <w:color w:val="555555"/>
-          <w:sz w:val="18"/>
-          <w:szCs w:val="18"/>
-        </w:rPr>
-        <w:t>Aug 2021 – May 2024</w:t>
-      </w:r>
-    </w:p>
-    <w:p>
-      <w:pPr>
-        <w:pStyle w:val="Normal"/>
-        <w:spacing w:before="0" w:after="0"/>
-        <w:rPr>
-          <w:rFonts w:ascii="Arial" w:hAnsi="Arial"/>
+        <w:t>GPA: 3.83</w:t>
+      </w:r>
+      <w:r>
+        <w:rPr>
+          <w:rFonts w:eastAsia="Calibri" w:cs="Calibri" w:ascii="Arial" w:hAnsi="Arial"/>
           <w:b w:val="false"/>
           <w:bCs w:val="false"/>
-          <w:sz w:val="18"/>
-          <w:szCs w:val="18"/>
-        </w:rPr>
-      </w:pPr>
-      <w:r>
-        <w:rPr>
-          <w:rFonts w:eastAsia="Calibri" w:cs="Calibri" w:ascii="Arial" w:hAnsi="Arial"/>
-          <w:b w:val="false"/>
-          <w:bCs w:val="false"/>
-          <w:i/>
-          <w:iCs/>
-          <w:color w:val="555555"/>
-          <w:sz w:val="18"/>
-          <w:szCs w:val="18"/>
-        </w:rPr>
-        <w:t xml:space="preserve">Bachelor of Science in Computer Science | </w:t>
-      </w:r>
-      <w:r>
-        <w:rPr>
-          <w:rFonts w:eastAsia="Calibri" w:cs="Calibri" w:ascii="Arial" w:hAnsi="Arial"/>
-          <w:b/>
-          <w:bCs/>
-          <w:i/>
-          <w:iCs/>
-          <w:color w:val="555555"/>
-          <w:sz w:val="18"/>
-          <w:szCs w:val="18"/>
-        </w:rPr>
-        <w:t>GPA: 3.8</w:t>
-      </w:r>
-      <w:r>
-        <w:rPr>
-          <w:rFonts w:eastAsia="Calibri" w:cs="Calibri" w:ascii="Arial" w:hAnsi="Arial"/>
-          <w:b w:val="false"/>
-          <w:bCs w:val="false"/>
-          <w:i/>
-          <w:iCs/>
-          <w:color w:val="555555"/>
+          <w:i/>
+          <w:iCs/>
+          <w:color w:themeColor="dark1" w:val="000000"/>
           <w:sz w:val="18"/>
           <w:szCs w:val="18"/>
         </w:rPr>
@@ -499,100 +365,54 @@
         <w:spacing w:before="200" w:after="80"/>
         <w:rPr>
           <w:rFonts w:ascii="Arial" w:hAnsi="Arial"/>
+          <w:color w:themeColor="dark1" w:val="000000"/>
+        </w:rPr>
+      </w:pPr>
+      <w:r>
+        <w:rPr>
+          <w:rFonts w:eastAsia="Calibri" w:cs="Calibri" w:ascii="Arial" w:hAnsi="Arial"/>
+          <w:b/>
+          <w:bCs/>
+          <w:color w:themeColor="dark1" w:val="000000"/>
           <w:sz w:val="22"/>
           <w:szCs w:val="22"/>
         </w:rPr>
+        <w:t>EXPERIENCE</w:t>
+        <w:softHyphen/>
+      </w:r>
+    </w:p>
+    <w:p>
+      <w:pPr>
+        <w:pStyle w:val="Normal"/>
+        <w:tabs>
+          <w:tab w:val="clear" w:pos="720"/>
+          <w:tab w:val="right" w:pos="9026" w:leader="none"/>
+        </w:tabs>
+        <w:spacing w:before="120" w:after="0"/>
+        <w:rPr>
+          <w:rFonts w:ascii="Arial" w:hAnsi="Arial"/>
+          <w:color w:themeColor="dark1" w:val="000000"/>
+        </w:rPr>
       </w:pPr>
       <w:r>
         <w:rPr>
           <w:rFonts w:eastAsia="Calibri" w:cs="Calibri" w:ascii="Arial" w:hAnsi="Arial"/>
           <w:b/>
           <w:bCs/>
-          <w:color w:val="000000"/>
-          <w:sz w:val="22"/>
+          <w:color w:themeColor="dark1" w:val="000000"/>
+          <w:sz w:val="20"/>
           <w:szCs w:val="22"/>
         </w:rPr>
-        <w:t>EXPERIENCE</w:t>
+        <w:t xml:space="preserve">CompositionToday                                                                                                                                  </w:t>
       </w:r>
       <w:r>
         <w:rPr>
           <w:rFonts w:eastAsia="Calibri" w:cs="Calibri" w:ascii="Arial" w:hAnsi="Arial"/>
           <w:b/>
           <w:bCs/>
-          <w:color w:val="000000"/>
-          <w:sz w:val="22"/>
-          <w:szCs w:val="22"/>
-        </w:rPr>
-        <w:softHyphen/>
-      </w:r>
-    </w:p>
-    <w:p>
-      <w:pPr>
-        <w:pStyle w:val="Normal"/>
-        <w:tabs>
-          <w:tab w:val="clear" w:pos="720"/>
-          <w:tab w:val="right" w:pos="9026" w:leader="none"/>
-        </w:tabs>
-        <w:spacing w:before="120" w:after="0"/>
-        <w:rPr>
-          <w:rFonts w:ascii="Arial" w:hAnsi="Arial"/>
-          <w:sz w:val="20"/>
-          <w:szCs w:val="22"/>
-        </w:rPr>
-      </w:pPr>
-      <w:r>
-        <w:rPr>
-          <w:rFonts w:eastAsia="Calibri" w:cs="Calibri" w:ascii="Arial" w:hAnsi="Arial"/>
-          <w:b/>
-          <w:bCs/>
-          <w:color w:val="000000"/>
-          <w:sz w:val="20"/>
-          <w:szCs w:val="22"/>
-        </w:rPr>
-        <w:t xml:space="preserve">CompositionToday (Senior Design </w:t>
-      </w:r>
-      <w:r>
-        <w:rPr>
-          <w:rFonts w:eastAsia="Calibri" w:cs="Calibri" w:ascii="Arial" w:hAnsi="Arial"/>
-          <w:b/>
-          <w:bCs/>
-          <w:color w:val="000000"/>
-          <w:sz w:val="20"/>
-          <w:szCs w:val="22"/>
-        </w:rPr>
-        <w:t>Project</w:t>
-      </w:r>
-      <w:r>
-        <w:rPr>
-          <w:rFonts w:eastAsia="Calibri" w:cs="Calibri" w:ascii="Arial" w:hAnsi="Arial"/>
-          <w:b/>
-          <w:bCs/>
-          <w:color w:val="000000"/>
-          <w:sz w:val="20"/>
-          <w:szCs w:val="22"/>
-        </w:rPr>
-        <w:t>)</w:t>
-      </w:r>
-      <w:r>
-        <w:rPr>
-          <w:rFonts w:eastAsia="Calibri" w:cs="Calibri" w:ascii="Arial" w:hAnsi="Arial"/>
-          <w:b/>
-          <w:bCs/>
-          <w:color w:val="000000"/>
-          <w:sz w:val="20"/>
-          <w:szCs w:val="22"/>
-        </w:rPr>
-        <w:softHyphen/>
-        <w:t xml:space="preserve">                                                                                         </w:t>
-      </w:r>
-      <w:r>
-        <w:rPr>
-          <w:rFonts w:eastAsia="Calibri" w:cs="Calibri" w:ascii="Arial" w:hAnsi="Arial"/>
-          <w:b/>
-          <w:bCs/>
-          <w:i/>
-          <w:iCs/>
-          <w:color w:val="000000"/>
+          <w:i/>
+          <w:iCs/>
+          <w:color w:themeColor="dark1" w:val="000000"/>
           <w:sz w:val="20"/>
           <w:szCs w:val="22"/>
         </w:rPr>
@@ -605,54 +425,30 @@
         <w:spacing w:before="0" w:after="0"/>
         <w:rPr>
           <w:rFonts w:ascii="Arial" w:hAnsi="Arial"/>
-          <w:color w:val="595959"/>
+          <w:color w:themeColor="dark1" w:val="000000"/>
+        </w:rPr>
+      </w:pPr>
+      <w:r>
+        <w:rPr>
+          <w:rFonts w:eastAsia="Calibri" w:cs="Calibri" w:ascii="Arial" w:hAnsi="Arial"/>
+          <w:i/>
+          <w:iCs/>
+          <w:color w:themeColor="dark1" w:val="000000"/>
           <w:sz w:val="20"/>
           <w:szCs w:val="22"/>
         </w:rPr>
-      </w:pPr>
-      <w:r>
-        <w:rPr>
-          <w:rFonts w:eastAsia="Calibri" w:cs="Calibri" w:ascii="Arial" w:hAnsi="Arial"/>
-          <w:i/>
-          <w:iCs/>
-          <w:color w:val="595959"/>
-          <w:sz w:val="20"/>
-          <w:szCs w:val="22"/>
-        </w:rPr>
-        <w:t>F</w:t>
-      </w:r>
-      <w:r>
-        <w:rPr>
-          <w:rFonts w:eastAsia="Calibri" w:cs="Calibri" w:ascii="Arial" w:hAnsi="Arial"/>
-          <w:i/>
-          <w:iCs/>
-          <w:color w:val="595959"/>
-          <w:sz w:val="20"/>
-          <w:szCs w:val="22"/>
-        </w:rPr>
-        <w:t xml:space="preserve">ront-End </w:t>
-      </w:r>
-      <w:r>
-        <w:rPr>
-          <w:rFonts w:eastAsia="Calibri" w:cs="Calibri" w:ascii="Arial" w:hAnsi="Arial"/>
-          <w:i/>
-          <w:iCs/>
-          <w:color w:val="595959"/>
-          <w:sz w:val="20"/>
-          <w:szCs w:val="22"/>
-        </w:rPr>
-        <w:t xml:space="preserve">Lead -- </w:t>
-      </w:r>
-      <w:r>
-        <w:rPr>
-          <w:rFonts w:eastAsia="Calibri" w:cs="Calibri" w:ascii="Arial" w:hAnsi="Arial"/>
-          <w:i/>
-          <w:iCs/>
-          <w:color w:val="595959"/>
+        <w:t xml:space="preserve">Front-End Lead – </w:t>
+      </w:r>
+      <w:r>
+        <w:rPr>
+          <w:rFonts w:eastAsia="Calibri" w:cs="Calibri" w:ascii="Arial" w:hAnsi="Arial"/>
+          <w:i/>
+          <w:iCs/>
+          <w:color w:themeColor="dark1" w:val="000000"/>
           <w:sz w:val="20"/>
           <w:szCs w:val="20"/>
         </w:rPr>
-        <w:t>Hybrid</w:t>
+        <w:t>Hybrid (Senior Design Project)</w:t>
       </w:r>
     </w:p>
     <w:p>
@@ -661,9 +457,7 @@
         <w:spacing w:before="0" w:after="0"/>
         <w:rPr>
           <w:rFonts w:ascii="Arial" w:hAnsi="Arial"/>
-          <w:color w:val="595959"/>
-          <w:sz w:val="20"/>
-          <w:szCs w:val="20"/>
+          <w:color w:themeColor="dark1" w:val="000000"/>
         </w:rPr>
       </w:pPr>
       <w:r>
@@ -673,11 +467,11 @@
           <w:bCs w:val="false"/>
           <w:i/>
           <w:iCs/>
-          <w:color w:val="595959"/>
+          <w:color w:themeColor="dark1" w:val="000000"/>
           <w:sz w:val="20"/>
           <w:szCs w:val="20"/>
         </w:rPr>
-        <w:t>Stack: React · TypeScript · Node.js · Express · MySQL · Firebase · DigitalOcean · Nginx</w:t>
+        <w:t>Stack: React · TypeScript · Node.js · Express · MySQL · Firebase · DigitalOcean</w:t>
       </w:r>
     </w:p>
     <w:p>
@@ -690,8 +484,10 @@
         <w:spacing w:before="0" w:after="40"/>
         <w:rPr>
           <w:rFonts w:ascii="Arial" w:hAnsi="Arial"/>
-          <w:sz w:val="20"/>
-          <w:szCs w:val="20"/>
+          <w:i/>
+          <w:i/>
+          <w:iCs/>
+          <w:color w:val="404040"/>
         </w:rPr>
       </w:pPr>
       <w:r>
@@ -699,39 +495,13 @@
           <w:rFonts w:eastAsia="Calibri" w:cs="Calibri" w:ascii="Arial" w:hAnsi="Arial"/>
           <w:b w:val="false"/>
           <w:bCs w:val="false"/>
-          <w:i w:val="false"/>
-          <w:iCs w:val="false"/>
-          <w:color w:val="000000"/>
+          <w:i/>
+          <w:iCs/>
+          <w:color w:val="404040"/>
           <w:sz w:val="20"/>
           <w:szCs w:val="20"/>
         </w:rPr>
-        <w:t xml:space="preserve">Restructured the single-page React frontend into multi-page architecture to enable sitemap indexing and improve search engine </w:t>
-      </w:r>
-      <w:r>
-        <w:rPr>
-          <w:rFonts w:eastAsia="Calibri" w:cs="Calibri" w:ascii="Arial" w:hAnsi="Arial"/>
-          <w:b w:val="false"/>
-          <w:bCs w:val="false"/>
-          <w:i w:val="false"/>
-          <w:iCs w:val="false"/>
-          <w:color w:val="000000"/>
-          <w:sz w:val="20"/>
-          <w:szCs w:val="20"/>
-        </w:rPr>
-        <w:t>performance</w:t>
-      </w:r>
-      <w:r>
-        <w:rPr>
-          <w:rFonts w:eastAsia="Calibri" w:cs="Calibri" w:ascii="Arial" w:hAnsi="Arial"/>
-          <w:b w:val="false"/>
-          <w:bCs w:val="false"/>
-          <w:i w:val="false"/>
-          <w:iCs w:val="false"/>
-          <w:color w:val="000000"/>
-          <w:sz w:val="20"/>
-          <w:szCs w:val="20"/>
-        </w:rPr>
-        <w:t xml:space="preserve">. </w:t>
+        <w:t xml:space="preserve">Restructured the single-page React frontend into multi-page architecture to enable sitemap indexing and improve search engine performance. </w:t>
       </w:r>
     </w:p>
     <w:p>
@@ -749,13 +519,20 @@
         <w:ind w:hanging="283" w:start="720"/>
         <w:rPr>
           <w:rFonts w:ascii="Arial" w:hAnsi="Arial"/>
-        </w:rPr>
-      </w:pPr>
-      <w:r>
-        <w:rPr>
-          <w:rFonts w:ascii="Arial" w:hAnsi="Arial"/>
-        </w:rPr>
-        <w:t xml:space="preserve">Implemented a site administration control suite enabling admins to review, edit, approve, and moderate user-submitted content on a live production application. </w:t>
+          <w:i/>
+          <w:i/>
+          <w:iCs/>
+          <w:color w:val="404040"/>
+        </w:rPr>
+      </w:pPr>
+      <w:r>
+        <w:rPr>
+          <w:rFonts w:ascii="Arial" w:hAnsi="Arial"/>
+          <w:i/>
+          <w:iCs/>
+          <w:color w:val="404040"/>
+        </w:rPr>
+        <w:t>Built an admin control suite enabling content moderators to review and validate new and user-submitted content before publication, manage reports, and perform user moderation including bans.</w:t>
       </w:r>
     </w:p>
     <w:p>
@@ -773,13 +550,20 @@
         <w:ind w:hanging="283" w:start="720"/>
         <w:rPr>
           <w:rFonts w:ascii="Arial" w:hAnsi="Arial"/>
-        </w:rPr>
-      </w:pPr>
-      <w:r>
-        <w:rPr>
-          <w:rFonts w:ascii="Arial" w:hAnsi="Arial"/>
-        </w:rPr>
-        <w:t xml:space="preserve">Drove SEO strategy using Google Search Console, robots.txt configuration, sitemap implementation, and keyword targeting — improving site visibility in search rankings. </w:t>
+          <w:i/>
+          <w:i/>
+          <w:iCs/>
+          <w:color w:val="404040"/>
+        </w:rPr>
+      </w:pPr>
+      <w:r>
+        <w:rPr>
+          <w:rFonts w:ascii="Arial" w:hAnsi="Arial"/>
+          <w:i/>
+          <w:iCs/>
+          <w:color w:val="404040"/>
+        </w:rPr>
+        <w:t>Drove SEO strategy via Google Search Console, sitemap implementation, robots.txt configuration, and keyword targeting to improve crawlability and organic search visibility for a live production application.</w:t>
       </w:r>
     </w:p>
     <w:p>
@@ -796,11 +580,18 @@
         <w:ind w:hanging="283" w:start="720"/>
         <w:rPr>
           <w:rFonts w:ascii="Arial" w:hAnsi="Arial"/>
-        </w:rPr>
-      </w:pPr>
-      <w:r>
-        <w:rPr>
-          <w:rFonts w:ascii="Arial" w:hAnsi="Arial"/>
+          <w:i/>
+          <w:i/>
+          <w:iCs/>
+          <w:color w:val="404040"/>
+        </w:rPr>
+      </w:pPr>
+      <w:r>
+        <w:rPr>
+          <w:rFonts w:ascii="Arial" w:hAnsi="Arial"/>
+          <w:i/>
+          <w:iCs/>
+          <w:color w:val="404040"/>
         </w:rPr>
         <w:t>Introduced WCAG-aligned accessibility enhancements and conducted user satisfaction research through interviews and an on-site feedback survey.</w:t>
       </w:r>
@@ -814,42 +605,37 @@
         <w:spacing w:before="200" w:after="80"/>
         <w:rPr>
           <w:rFonts w:ascii="Arial" w:hAnsi="Arial"/>
+          <w:color w:themeColor="dark1" w:val="000000"/>
+        </w:rPr>
+      </w:pPr>
+      <w:r>
+        <w:rPr>
+          <w:rFonts w:eastAsia="Calibri" w:cs="Calibri" w:ascii="Arial" w:hAnsi="Arial"/>
+          <w:b/>
+          <w:bCs/>
+          <w:color w:themeColor="dark1" w:val="000000"/>
           <w:sz w:val="22"/>
           <w:szCs w:val="22"/>
         </w:rPr>
+        <w:t>PERSONAL PROJECTS</w:t>
+      </w:r>
+    </w:p>
+    <w:p>
+      <w:pPr>
+        <w:pStyle w:val="Normal"/>
+        <w:tabs>
+          <w:tab w:val="clear" w:pos="720"/>
+          <w:tab w:val="right" w:pos="9026" w:leader="none"/>
+        </w:tabs>
+        <w:spacing w:before="120" w:after="0"/>
+        <w:rPr/>
       </w:pPr>
       <w:r>
         <w:rPr>
           <w:rFonts w:eastAsia="Calibri" w:cs="Calibri" w:ascii="Arial" w:hAnsi="Arial"/>
           <w:b/>
           <w:bCs/>
-          <w:color w:val="000000"/>
-          <w:sz w:val="22"/>
-          <w:szCs w:val="22"/>
-        </w:rPr>
-        <w:t>PROJECTS</w:t>
-      </w:r>
-    </w:p>
-    <w:p>
-      <w:pPr>
-        <w:pStyle w:val="Normal"/>
-        <w:tabs>
-          <w:tab w:val="clear" w:pos="720"/>
-          <w:tab w:val="right" w:pos="9026" w:leader="none"/>
-        </w:tabs>
-        <w:spacing w:before="120" w:after="0"/>
-        <w:rPr>
-          <w:rFonts w:ascii="Arial" w:hAnsi="Arial"/>
-          <w:sz w:val="20"/>
-          <w:szCs w:val="20"/>
-        </w:rPr>
-      </w:pPr>
-      <w:r>
-        <w:rPr>
-          <w:rFonts w:eastAsia="Calibri" w:cs="Calibri" w:ascii="Arial" w:hAnsi="Arial"/>
-          <w:b/>
-          <w:bCs/>
-          <w:color w:val="000000"/>
+          <w:color w:themeColor="dark1" w:val="000000"/>
           <w:sz w:val="20"/>
           <w:szCs w:val="20"/>
         </w:rPr>
@@ -862,7 +648,7 @@
             <w:rFonts w:eastAsia="Calibri" w:cs="Calibri" w:ascii="Arial" w:hAnsi="Arial"/>
             <w:b/>
             <w:bCs/>
-            <w:color w:val="000000"/>
+            <w:color w:themeColor="dark1" w:val="000000"/>
             <w:sz w:val="20"/>
             <w:szCs w:val="20"/>
           </w:rPr>
@@ -872,41 +658,7 @@
     </w:p>
     <w:p>
       <w:pPr>
-        <w:pStyle w:val="Normal"/>
-        <w:spacing w:before="0" w:after="0"/>
-        <w:rPr>
-          <w:rFonts w:ascii="Arial" w:hAnsi="Arial"/>
-          <w:color w:val="595959"/>
-          <w:sz w:val="20"/>
-          <w:szCs w:val="20"/>
-        </w:rPr>
-      </w:pPr>
-      <w:r>
-        <w:rPr>
-          <w:rFonts w:eastAsia="Calibri" w:cs="Calibri" w:ascii="Arial" w:hAnsi="Arial"/>
-          <w:i/>
-          <w:iCs/>
-          <w:color w:val="595959"/>
-          <w:sz w:val="20"/>
-          <w:szCs w:val="20"/>
-        </w:rPr>
-        <w:t xml:space="preserve">TypeScript · React · Node.js · </w:t>
-      </w:r>
-      <w:r>
-        <w:rPr>
-          <w:rFonts w:eastAsia="Calibri" w:cs="Calibri" w:ascii="Arial" w:hAnsi="Arial"/>
-          <w:i/>
-          <w:iCs/>
-          <w:color w:val="595959"/>
-          <w:sz w:val="20"/>
-          <w:szCs w:val="20"/>
-        </w:rPr>
-        <w:t>Express · MongoDB · CSS · JavaScript · MantineUI</w:t>
-      </w:r>
-    </w:p>
-    <w:p>
-      <w:pPr>
-        <w:pStyle w:val="ListParagraph"/>
+        <w:pStyle w:val="BodyText"/>
         <w:numPr>
           <w:ilvl w:val="0"/>
           <w:numId w:val="1"/>
@@ -914,6 +666,10 @@
         <w:spacing w:before="0" w:after="40"/>
         <w:rPr>
           <w:rFonts w:ascii="Arial" w:hAnsi="Arial"/>
+          <w:i/>
+          <w:i/>
+          <w:iCs/>
+          <w:color w:themeColor="dark1" w:themeTint="bf" w:val="404040"/>
           <w:sz w:val="20"/>
           <w:szCs w:val="20"/>
         </w:rPr>
@@ -923,13 +679,72 @@
           <w:rFonts w:eastAsia="Calibri" w:cs="Calibri" w:ascii="Arial" w:hAnsi="Arial"/>
           <w:b w:val="false"/>
           <w:bCs w:val="false"/>
-          <w:i w:val="false"/>
-          <w:iCs w:val="false"/>
-          <w:color w:val="000000"/>
+          <w:i/>
+          <w:iCs/>
+          <w:color w:themeColor="dark1" w:themeTint="bf" w:val="404040"/>
           <w:sz w:val="20"/>
           <w:szCs w:val="20"/>
         </w:rPr>
-        <w:t>A full stack diary and mood tracking application with journaling features, mood visualization, and a clean responsive UI.</w:t>
+        <w:t>Built a full-stack journaling and mood tracking app with RESTful API using Node.js and Express.</w:t>
+      </w:r>
+    </w:p>
+    <w:p>
+      <w:pPr>
+        <w:pStyle w:val="BodyText"/>
+        <w:numPr>
+          <w:ilvl w:val="0"/>
+          <w:numId w:val="1"/>
+        </w:numPr>
+        <w:spacing w:before="0" w:after="0"/>
+        <w:rPr>
+          <w:rFonts w:ascii="Arial" w:hAnsi="Arial"/>
+          <w:i/>
+          <w:i/>
+          <w:iCs/>
+          <w:color w:themeColor="dark1" w:themeTint="bf" w:val="404040"/>
+          <w:sz w:val="20"/>
+          <w:szCs w:val="20"/>
+        </w:rPr>
+      </w:pPr>
+      <w:r>
+        <w:rPr>
+          <w:rFonts w:ascii="Arial" w:hAnsi="Arial"/>
+          <w:i/>
+          <w:iCs/>
+          <w:color w:themeColor="dark1" w:themeTint="bf" w:val="404040"/>
+          <w:sz w:val="20"/>
+          <w:szCs w:val="20"/>
+        </w:rPr>
+        <w:t xml:space="preserve">Implemented mood visualization features displaying emotional trends over time using dynamic UI components. </w:t>
+      </w:r>
+    </w:p>
+    <w:p>
+      <w:pPr>
+        <w:pStyle w:val="BodyText"/>
+        <w:numPr>
+          <w:ilvl w:val="0"/>
+          <w:numId w:val="1"/>
+        </w:numPr>
+        <w:rPr>
+          <w:rFonts w:ascii="Arial" w:hAnsi="Arial"/>
+          <w:i/>
+          <w:i/>
+          <w:iCs/>
+          <w:color w:themeColor="dark1" w:themeTint="bf" w:val="404040"/>
+          <w:sz w:val="20"/>
+          <w:szCs w:val="20"/>
+        </w:rPr>
+      </w:pPr>
+      <w:r>
+        <w:rPr>
+          <w:rFonts w:ascii="Arial" w:hAnsi="Arial"/>
+          <w:i/>
+          <w:iCs/>
+          <w:color w:themeColor="dark1" w:themeTint="bf" w:val="404040"/>
+          <w:sz w:val="20"/>
+          <w:szCs w:val="20"/>
+        </w:rPr>
+        <w:t>Designed a responsive, intuative interface with MantineUI.</w:t>
       </w:r>
     </w:p>
     <w:p>
@@ -940,18 +755,14 @@
           <w:tab w:val="right" w:pos="9026" w:leader="none"/>
         </w:tabs>
         <w:spacing w:before="120" w:after="0"/>
-        <w:rPr>
-          <w:rFonts w:ascii="Arial" w:hAnsi="Arial"/>
-          <w:sz w:val="20"/>
-          <w:szCs w:val="20"/>
-        </w:rPr>
+        <w:rPr/>
       </w:pPr>
       <w:r>
         <w:rPr>
           <w:rFonts w:eastAsia="Calibri" w:cs="Calibri" w:ascii="Arial" w:hAnsi="Arial"/>
           <w:b/>
           <w:bCs/>
-          <w:color w:val="000000"/>
+          <w:color w:themeColor="dark1" w:val="000000"/>
           <w:sz w:val="20"/>
           <w:szCs w:val="20"/>
         </w:rPr>
@@ -964,7 +775,7 @@
             <w:rFonts w:eastAsia="Calibri" w:cs="Calibri" w:ascii="Arial" w:hAnsi="Arial"/>
             <w:b/>
             <w:bCs/>
-            <w:color w:val="000000"/>
+            <w:color w:themeColor="dark1" w:val="000000"/>
             <w:sz w:val="20"/>
             <w:szCs w:val="20"/>
           </w:rPr>
@@ -974,41 +785,7 @@
     </w:p>
     <w:p>
       <w:pPr>
-        <w:pStyle w:val="Normal"/>
-        <w:spacing w:before="0" w:after="0"/>
-        <w:rPr>
-          <w:rFonts w:ascii="Arial" w:hAnsi="Arial"/>
-          <w:color w:val="595959"/>
-          <w:sz w:val="20"/>
-          <w:szCs w:val="20"/>
-        </w:rPr>
-      </w:pPr>
-      <w:r>
-        <w:rPr>
-          <w:rFonts w:eastAsia="Calibri" w:cs="Calibri" w:ascii="Arial" w:hAnsi="Arial"/>
-          <w:i/>
-          <w:iCs/>
-          <w:color w:val="595959"/>
-          <w:sz w:val="20"/>
-          <w:szCs w:val="20"/>
-        </w:rPr>
-        <w:t xml:space="preserve">TypeScript · Express · MongoDB · </w:t>
-      </w:r>
-      <w:r>
-        <w:rPr>
-          <w:rFonts w:eastAsia="Calibri" w:cs="Calibri" w:ascii="Arial" w:hAnsi="Arial"/>
-          <w:i/>
-          <w:iCs/>
-          <w:color w:val="595959"/>
-          <w:sz w:val="20"/>
-          <w:szCs w:val="20"/>
-        </w:rPr>
-        <w:t>Node.js  · CSS · JavaScript · MantineUI</w:t>
-      </w:r>
-    </w:p>
-    <w:p>
-      <w:pPr>
-        <w:pStyle w:val="ListParagraph"/>
+        <w:pStyle w:val="BodyText"/>
         <w:numPr>
           <w:ilvl w:val="0"/>
           <w:numId w:val="1"/>
@@ -1016,8 +793,10 @@
         <w:spacing w:before="0" w:after="40"/>
         <w:rPr>
           <w:rFonts w:ascii="Arial" w:hAnsi="Arial"/>
-          <w:sz w:val="20"/>
-          <w:szCs w:val="20"/>
+          <w:i/>
+          <w:i/>
+          <w:iCs/>
+          <w:color w:val="404040"/>
         </w:rPr>
       </w:pPr>
       <w:r>
@@ -1025,13 +804,65 @@
           <w:rFonts w:eastAsia="Calibri" w:cs="Calibri" w:ascii="Arial" w:hAnsi="Arial"/>
           <w:b w:val="false"/>
           <w:bCs w:val="false"/>
-          <w:i w:val="false"/>
-          <w:iCs w:val="false"/>
-          <w:color w:val="000000"/>
+          <w:i/>
+          <w:iCs/>
+          <w:color w:val="404040"/>
           <w:sz w:val="20"/>
           <w:szCs w:val="20"/>
         </w:rPr>
-        <w:t>A full stack URL shortening service with click tracking, and a RESTful API backend.</w:t>
+        <w:t>Developed a URL shortening service with a RESTful API, data storage via MongoDB, and click tracking analytics.</w:t>
+      </w:r>
+    </w:p>
+    <w:p>
+      <w:pPr>
+        <w:pStyle w:val="BodyText"/>
+        <w:numPr>
+          <w:ilvl w:val="0"/>
+          <w:numId w:val="1"/>
+        </w:numPr>
+        <w:spacing w:before="0" w:after="40"/>
+        <w:rPr>
+          <w:rFonts w:ascii="Arial" w:hAnsi="Arial"/>
+          <w:i/>
+          <w:i/>
+          <w:iCs/>
+          <w:color w:val="404040"/>
+        </w:rPr>
+      </w:pPr>
+      <w:r>
+        <w:rPr>
+          <w:rFonts w:ascii="Arial" w:hAnsi="Arial"/>
+          <w:i/>
+          <w:iCs/>
+          <w:color w:val="404040"/>
+        </w:rPr>
+        <w:t>Built a clean frontend interface for link creation and management with real-time feedback.</w:t>
+      </w:r>
+    </w:p>
+    <w:p>
+      <w:pPr>
+        <w:pStyle w:val="BodyText"/>
+        <w:numPr>
+          <w:ilvl w:val="0"/>
+          <w:numId w:val="1"/>
+        </w:numPr>
+        <w:spacing w:before="0" w:after="40"/>
+        <w:rPr>
+          <w:rFonts w:ascii="Arial" w:hAnsi="Arial"/>
+          <w:i/>
+          <w:i/>
+          <w:iCs/>
+          <w:color w:val="404040"/>
+        </w:rPr>
+      </w:pPr>
+      <w:r>
+        <w:rPr>
+          <w:rFonts w:ascii="Arial" w:hAnsi="Arial"/>
+          <w:i/>
+          <w:iCs/>
+          <w:color w:val="404040"/>
+        </w:rPr>
+        <w:t>Implemented redirect logic and unique slug generation with collision handling.</w:t>
       </w:r>
     </w:p>
     <w:p>
@@ -1042,44 +873,18 @@
           <w:tab w:val="right" w:pos="9026" w:leader="none"/>
         </w:tabs>
         <w:spacing w:before="120" w:after="0"/>
-        <w:rPr>
-          <w:rFonts w:ascii="Arial" w:hAnsi="Arial"/>
-          <w:sz w:val="20"/>
-          <w:szCs w:val="20"/>
-        </w:rPr>
+        <w:rPr/>
       </w:pPr>
       <w:r>
         <w:rPr>
           <w:rFonts w:eastAsia="Calibri" w:cs="Calibri" w:ascii="Arial" w:hAnsi="Arial"/>
           <w:b/>
           <w:bCs/>
-          <w:color w:val="000000"/>
+          <w:color w:themeColor="dark1" w:val="000000"/>
           <w:sz w:val="20"/>
           <w:szCs w:val="20"/>
         </w:rPr>
-        <w:t xml:space="preserve">Doble-Seis: </w:t>
-      </w:r>
-      <w:r>
-        <w:rPr>
-          <w:rFonts w:eastAsia="Calibri" w:cs="Calibri" w:ascii="Arial" w:hAnsi="Arial"/>
-          <w:b/>
-          <w:bCs/>
-          <w:color w:val="000000"/>
-          <w:sz w:val="20"/>
-          <w:szCs w:val="20"/>
-        </w:rPr>
-        <w:t xml:space="preserve">Web-Based Multiplayer </w:t>
-      </w:r>
-      <w:r>
-        <w:rPr>
-          <w:rFonts w:eastAsia="Calibri" w:cs="Calibri" w:ascii="Arial" w:hAnsi="Arial"/>
-          <w:b/>
-          <w:bCs/>
-          <w:color w:val="000000"/>
-          <w:sz w:val="20"/>
-          <w:szCs w:val="20"/>
-        </w:rPr>
-        <w:t xml:space="preserve">Dominos Game – </w:t>
+        <w:t xml:space="preserve">Doble-Seis: Web-Based Multiplayer Dominos Game – </w:t>
       </w:r>
       <w:hyperlink r:id="rId8">
         <w:r>
@@ -1088,7 +893,7 @@
             <w:rFonts w:eastAsia="Calibri" w:cs="Calibri" w:ascii="Arial" w:hAnsi="Arial"/>
             <w:b/>
             <w:bCs/>
-            <w:color w:val="000000"/>
+            <w:color w:themeColor="dark1" w:val="000000"/>
             <w:sz w:val="20"/>
             <w:szCs w:val="20"/>
           </w:rPr>
@@ -1098,142 +903,82 @@
     </w:p>
     <w:p>
       <w:pPr>
-        <w:pStyle w:val="Normal"/>
-        <w:spacing w:before="0" w:after="0"/>
-        <w:rPr>
-          <w:rFonts w:ascii="Arial" w:hAnsi="Arial"/>
-          <w:color w:themeColor="dark1" w:themeTint="a6" w:val="595959"/>
-          <w:sz w:val="20"/>
-          <w:szCs w:val="20"/>
-        </w:rPr>
-      </w:pPr>
-      <w:r>
-        <w:rPr>
-          <w:rFonts w:eastAsia="Calibri" w:cs="Calibri" w:ascii="Arial" w:hAnsi="Arial"/>
-          <w:i/>
-          <w:iCs/>
-          <w:color w:themeColor="dark1" w:themeTint="a6" w:val="595959"/>
-          <w:sz w:val="20"/>
-          <w:szCs w:val="20"/>
-        </w:rPr>
-        <w:t xml:space="preserve">TypeScript · React · </w:t>
-      </w:r>
-      <w:r>
-        <w:rPr>
-          <w:rFonts w:eastAsia="Calibri" w:cs="Calibri" w:ascii="Arial" w:hAnsi="Arial"/>
-          <w:i/>
-          <w:iCs/>
-          <w:color w:themeColor="dark1" w:themeTint="a6" w:val="595959"/>
-          <w:sz w:val="20"/>
-          <w:szCs w:val="20"/>
-        </w:rPr>
-        <w:t>Express · Websocket · CSS · JavaScript · MantineUI</w:t>
-      </w:r>
-    </w:p>
-    <w:p>
-      <w:pPr>
-        <w:pStyle w:val="ListParagraph"/>
+        <w:pStyle w:val="BodyText"/>
         <w:numPr>
           <w:ilvl w:val="0"/>
           <w:numId w:val="1"/>
         </w:numPr>
         <w:spacing w:before="0" w:after="40"/>
-        <w:rPr>
-          <w:rFonts w:ascii="Arial" w:hAnsi="Arial"/>
-          <w:sz w:val="20"/>
-          <w:szCs w:val="20"/>
-        </w:rPr>
-      </w:pPr>
-      <w:r>
-        <w:rPr>
+        <w:rPr/>
+      </w:pPr>
+      <w:r>
+        <w:rPr>
+          <w:rStyle w:val="Emphasis"/>
           <w:rFonts w:eastAsia="Calibri" w:cs="Calibri" w:ascii="Arial" w:hAnsi="Arial"/>
           <w:b w:val="false"/>
           <w:bCs w:val="false"/>
-          <w:i w:val="false"/>
-          <w:iCs w:val="false"/>
-          <w:color w:val="000000"/>
+          <w:i/>
+          <w:iCs/>
+          <w:color w:val="404040"/>
           <w:sz w:val="20"/>
           <w:szCs w:val="20"/>
         </w:rPr>
-        <w:t xml:space="preserve">An interactive </w:t>
+        <w:t>Built real-time multiplayer functionality using WebSockets, managing synchronized game state across multiple concurrent clients.</w:t>
       </w:r>
       <w:r>
         <w:rPr>
           <w:rFonts w:eastAsia="Calibri" w:cs="Calibri" w:ascii="Arial" w:hAnsi="Arial"/>
           <w:b w:val="false"/>
           <w:bCs w:val="false"/>
-          <w:i w:val="false"/>
-          <w:iCs w:val="false"/>
-          <w:color w:val="000000"/>
+          <w:i/>
+          <w:iCs/>
+          <w:color w:val="404040"/>
           <w:sz w:val="20"/>
           <w:szCs w:val="20"/>
         </w:rPr>
-        <w:t xml:space="preserve">multiplayer </w:t>
-      </w:r>
-      <w:r>
-        <w:rPr>
-          <w:rFonts w:eastAsia="Calibri" w:cs="Calibri" w:ascii="Arial" w:hAnsi="Arial"/>
-          <w:b w:val="false"/>
-          <w:bCs w:val="false"/>
-          <w:i w:val="false"/>
-          <w:iCs w:val="false"/>
-          <w:color w:val="000000"/>
-          <w:sz w:val="20"/>
-          <w:szCs w:val="20"/>
-        </w:rPr>
-        <w:t xml:space="preserve">browser-based </w:t>
-      </w:r>
-      <w:r>
-        <w:rPr>
-          <w:rFonts w:eastAsia="Calibri" w:cs="Calibri" w:ascii="Arial" w:hAnsi="Arial"/>
-          <w:b w:val="false"/>
-          <w:bCs w:val="false"/>
-          <w:i w:val="false"/>
-          <w:iCs w:val="false"/>
-          <w:color w:val="000000"/>
-          <w:sz w:val="20"/>
-          <w:szCs w:val="20"/>
-        </w:rPr>
-        <w:t>d</w:t>
-      </w:r>
-      <w:r>
-        <w:rPr>
-          <w:rFonts w:eastAsia="Calibri" w:cs="Calibri" w:ascii="Arial" w:hAnsi="Arial"/>
-          <w:b w:val="false"/>
-          <w:bCs w:val="false"/>
-          <w:i w:val="false"/>
-          <w:iCs w:val="false"/>
-          <w:color w:val="000000"/>
-          <w:sz w:val="20"/>
-          <w:szCs w:val="20"/>
-        </w:rPr>
-        <w:t xml:space="preserve">ominoes game with </w:t>
-      </w:r>
-      <w:r>
-        <w:rPr>
-          <w:rFonts w:eastAsia="Calibri" w:cs="Calibri" w:ascii="Arial" w:hAnsi="Arial"/>
-          <w:b w:val="false"/>
-          <w:bCs w:val="false"/>
-          <w:i w:val="false"/>
-          <w:iCs w:val="false"/>
-          <w:color w:val="000000"/>
-          <w:sz w:val="20"/>
-          <w:szCs w:val="20"/>
-        </w:rPr>
-        <w:t xml:space="preserve">a lobby system, </w:t>
-      </w:r>
-      <w:r>
-        <w:rPr>
-          <w:rFonts w:eastAsia="Calibri" w:cs="Calibri" w:ascii="Arial" w:hAnsi="Arial"/>
-          <w:b w:val="false"/>
-          <w:bCs w:val="false"/>
-          <w:i w:val="false"/>
-          <w:iCs w:val="false"/>
-          <w:color w:val="000000"/>
-          <w:sz w:val="20"/>
-          <w:szCs w:val="20"/>
-        </w:rPr>
-        <w:t>game state management and dynamic UI.</w:t>
+        <w:t xml:space="preserve"> </w:t>
+      </w:r>
+    </w:p>
+    <w:p>
+      <w:pPr>
+        <w:pStyle w:val="BodyText"/>
+        <w:numPr>
+          <w:ilvl w:val="0"/>
+          <w:numId w:val="1"/>
+        </w:numPr>
+        <w:spacing w:before="0" w:after="40"/>
+        <w:rPr/>
+      </w:pPr>
+      <w:r>
+        <w:rPr>
+          <w:rStyle w:val="Emphasis"/>
+          <w:rFonts w:ascii="Arial" w:hAnsi="Arial"/>
+          <w:i/>
+          <w:iCs/>
+          <w:color w:val="404040"/>
+        </w:rPr>
+        <w:t>Designed and implemented a lobby system supporting player matchmaking and session management.</w:t>
+      </w:r>
+    </w:p>
+    <w:p>
+      <w:pPr>
+        <w:pStyle w:val="BodyText"/>
+        <w:numPr>
+          <w:ilvl w:val="0"/>
+          <w:numId w:val="1"/>
+        </w:numPr>
+        <w:spacing w:before="0" w:after="40"/>
+        <w:rPr/>
+      </w:pPr>
+      <w:r>
+        <w:rPr>
+          <w:rStyle w:val="Emphasis"/>
+          <w:rFonts w:ascii="Arial" w:hAnsi="Arial"/>
+          <w:i/>
+          <w:iCs/>
+          <w:color w:val="404040"/>
+        </w:rPr>
+        <w:t>Architected a dynamic React frontend with responsive UI that adapts to live game state updates.</w:t>
       </w:r>
     </w:p>
     <w:p>
@@ -1244,18 +989,14 @@
           <w:tab w:val="right" w:pos="9026" w:leader="none"/>
         </w:tabs>
         <w:spacing w:before="120" w:after="0"/>
-        <w:rPr>
-          <w:rFonts w:ascii="Arial" w:hAnsi="Arial"/>
-          <w:sz w:val="20"/>
-          <w:szCs w:val="20"/>
-        </w:rPr>
+        <w:rPr/>
       </w:pPr>
       <w:r>
         <w:rPr>
           <w:rFonts w:eastAsia="Calibri" w:cs="Calibri" w:ascii="Arial" w:hAnsi="Arial"/>
           <w:b/>
           <w:bCs/>
-          <w:color w:val="000000"/>
+          <w:color w:themeColor="dark1" w:val="000000"/>
           <w:sz w:val="20"/>
           <w:szCs w:val="20"/>
         </w:rPr>
@@ -1268,7 +1009,7 @@
             <w:rFonts w:eastAsia="Calibri" w:cs="Calibri" w:ascii="Arial" w:hAnsi="Arial"/>
             <w:b/>
             <w:bCs/>
-            <w:color w:val="000000"/>
+            <w:color w:themeColor="dark1" w:val="000000"/>
             <w:sz w:val="20"/>
             <w:szCs w:val="20"/>
           </w:rPr>
@@ -1278,40 +1019,6 @@
     </w:p>
     <w:p>
       <w:pPr>
-        <w:pStyle w:val="Normal"/>
-        <w:spacing w:before="0" w:after="0"/>
-        <w:rPr>
-          <w:rFonts w:ascii="Arial" w:hAnsi="Arial"/>
-          <w:color w:val="595959"/>
-          <w:sz w:val="20"/>
-          <w:szCs w:val="20"/>
-        </w:rPr>
-      </w:pPr>
-      <w:r>
-        <w:rPr>
-          <w:rFonts w:eastAsia="Calibri" w:cs="Calibri" w:ascii="Arial" w:hAnsi="Arial"/>
-          <w:i/>
-          <w:iCs/>
-          <w:color w:val="595959"/>
-          <w:sz w:val="20"/>
-          <w:szCs w:val="20"/>
-        </w:rPr>
-        <w:t xml:space="preserve">TypeScript · React · Next.js · Shadcn-UI · Tailwind CSS · </w:t>
-      </w:r>
-      <w:r>
-        <w:rPr>
-          <w:rFonts w:eastAsia="Calibri" w:cs="Calibri" w:ascii="Arial" w:hAnsi="Arial"/>
-          <w:i/>
-          <w:iCs/>
-          <w:color w:val="595959"/>
-          <w:sz w:val="20"/>
-          <w:szCs w:val="20"/>
-        </w:rPr>
-        <w:t>JavaScript</w:t>
-      </w:r>
-    </w:p>
-    <w:p>
-      <w:pPr>
         <w:pStyle w:val="ListParagraph"/>
         <w:numPr>
           <w:ilvl w:val="0"/>
@@ -1320,8 +1027,10 @@
         <w:spacing w:before="0" w:after="40"/>
         <w:rPr>
           <w:rFonts w:ascii="Arial" w:hAnsi="Arial"/>
-          <w:sz w:val="20"/>
-          <w:szCs w:val="20"/>
+          <w:i/>
+          <w:i/>
+          <w:iCs/>
+          <w:color w:val="404040"/>
         </w:rPr>
       </w:pPr>
       <w:r>
@@ -1329,104 +1038,13 @@
           <w:rFonts w:eastAsia="Calibri" w:cs="Calibri" w:ascii="Arial" w:hAnsi="Arial"/>
           <w:b w:val="false"/>
           <w:bCs w:val="false"/>
-          <w:i w:val="false"/>
-          <w:iCs w:val="false"/>
-          <w:color w:val="000000"/>
+          <w:i/>
+          <w:iCs/>
+          <w:color w:val="404040"/>
           <w:sz w:val="20"/>
           <w:szCs w:val="20"/>
         </w:rPr>
-        <w:t>P</w:t>
-      </w:r>
-      <w:r>
-        <w:rPr>
-          <w:rFonts w:eastAsia="Calibri" w:cs="Calibri" w:ascii="Arial" w:hAnsi="Arial"/>
-          <w:b w:val="false"/>
-          <w:bCs w:val="false"/>
-          <w:i w:val="false"/>
-          <w:iCs w:val="false"/>
-          <w:color w:val="000000"/>
-          <w:sz w:val="20"/>
-          <w:szCs w:val="20"/>
-        </w:rPr>
-        <w:t xml:space="preserve">ortfolio </w:t>
-      </w:r>
-      <w:r>
-        <w:rPr>
-          <w:rFonts w:eastAsia="Calibri" w:cs="Calibri" w:ascii="Arial" w:hAnsi="Arial"/>
-          <w:b w:val="false"/>
-          <w:bCs w:val="false"/>
-          <w:i w:val="false"/>
-          <w:iCs w:val="false"/>
-          <w:color w:val="000000"/>
-          <w:sz w:val="20"/>
-          <w:szCs w:val="20"/>
-        </w:rPr>
-        <w:t xml:space="preserve">website </w:t>
-      </w:r>
-      <w:r>
-        <w:rPr>
-          <w:rFonts w:eastAsia="Calibri" w:cs="Calibri" w:ascii="Arial" w:hAnsi="Arial"/>
-          <w:b w:val="false"/>
-          <w:bCs w:val="false"/>
-          <w:i w:val="false"/>
-          <w:iCs w:val="false"/>
-          <w:color w:val="000000"/>
-          <w:sz w:val="20"/>
-          <w:szCs w:val="20"/>
-        </w:rPr>
-        <w:t>showcasing</w:t>
-      </w:r>
-      <w:r>
-        <w:rPr>
-          <w:rFonts w:eastAsia="Calibri" w:cs="Calibri" w:ascii="Arial" w:hAnsi="Arial"/>
-          <w:b w:val="false"/>
-          <w:bCs w:val="false"/>
-          <w:i w:val="false"/>
-          <w:iCs w:val="false"/>
-          <w:color w:val="000000"/>
-          <w:sz w:val="20"/>
-          <w:szCs w:val="20"/>
-        </w:rPr>
-        <w:t xml:space="preserve"> education, </w:t>
-      </w:r>
-      <w:r>
-        <w:rPr>
-          <w:rFonts w:eastAsia="Calibri" w:cs="Calibri" w:ascii="Arial" w:hAnsi="Arial"/>
-          <w:b w:val="false"/>
-          <w:bCs w:val="false"/>
-          <w:i w:val="false"/>
-          <w:iCs w:val="false"/>
-          <w:color w:val="000000"/>
-          <w:sz w:val="20"/>
-          <w:szCs w:val="20"/>
-        </w:rPr>
-        <w:t xml:space="preserve">projects, skills, and experience with a </w:t>
-      </w:r>
-      <w:r>
-        <w:rPr>
-          <w:rFonts w:eastAsia="Calibri" w:cs="Calibri" w:ascii="Arial" w:hAnsi="Arial"/>
-          <w:b w:val="false"/>
-          <w:bCs w:val="false"/>
-          <w:i w:val="false"/>
-          <w:iCs w:val="false"/>
-          <w:color w:val="000000"/>
-          <w:sz w:val="20"/>
-          <w:szCs w:val="20"/>
-        </w:rPr>
-        <w:t xml:space="preserve">clean, </w:t>
-      </w:r>
-      <w:r>
-        <w:rPr>
-          <w:rFonts w:eastAsia="Calibri" w:cs="Calibri" w:ascii="Arial" w:hAnsi="Arial"/>
-          <w:b w:val="false"/>
-          <w:bCs w:val="false"/>
-          <w:i w:val="false"/>
-          <w:iCs w:val="false"/>
-          <w:color w:val="000000"/>
-          <w:sz w:val="20"/>
-          <w:szCs w:val="20"/>
-        </w:rPr>
-        <w:t>responsive design and integrated contact form.</w:t>
+        <w:t>Portfolio website showcasing education, projects, skills, and experience with a clean, responsive design and integrated contact form.</w:t>
       </w:r>
     </w:p>
     <w:p>
@@ -1438,42 +1056,19 @@
         <w:spacing w:before="200" w:after="80"/>
         <w:rPr>
           <w:rFonts w:ascii="Arial" w:hAnsi="Arial"/>
+          <w:color w:themeColor="dark1" w:val="000000"/>
+        </w:rPr>
+      </w:pPr>
+      <w:r>
+        <w:rPr>
+          <w:rFonts w:eastAsia="Calibri" w:cs="Calibri" w:ascii="Arial" w:hAnsi="Arial"/>
+          <w:b/>
+          <w:bCs/>
+          <w:color w:themeColor="dark1" w:val="000000"/>
           <w:sz w:val="22"/>
           <w:szCs w:val="22"/>
         </w:rPr>
-      </w:pPr>
-      <w:r>
-        <w:rPr>
-          <w:rFonts w:eastAsia="Calibri" w:cs="Calibri" w:ascii="Arial" w:hAnsi="Arial"/>
-          <w:b/>
-          <w:bCs/>
-          <w:color w:val="000000"/>
-          <w:sz w:val="22"/>
-          <w:szCs w:val="22"/>
-        </w:rPr>
-        <w:t xml:space="preserve">TECHNOLOGIES </w:t>
-      </w:r>
-      <w:r>
-        <w:rPr>
-          <w:rFonts w:eastAsia="Calibri" w:cs="Calibri" w:ascii="Arial" w:hAnsi="Arial"/>
-          <w:b/>
-          <w:bCs/>
-          <w:color w:val="000000"/>
-          <w:sz w:val="22"/>
-          <w:szCs w:val="22"/>
-        </w:rPr>
-        <w:t>&amp;</w:t>
-      </w:r>
-      <w:r>
-        <w:rPr>
-          <w:rFonts w:eastAsia="Calibri" w:cs="Calibri" w:ascii="Arial" w:hAnsi="Arial"/>
-          <w:b/>
-          <w:bCs/>
-          <w:color w:val="000000"/>
-          <w:sz w:val="22"/>
-          <w:szCs w:val="22"/>
-        </w:rPr>
-        <w:t xml:space="preserve"> SKILLS</w:t>
+        <w:t>TECHNOLOGIES &amp; SKILLS</w:t>
       </w:r>
     </w:p>
     <w:p>
@@ -1484,26 +1079,22 @@
           <w:numId w:val="1"/>
         </w:numPr>
         <w:spacing w:before="0" w:after="40"/>
-        <w:rPr>
-          <w:rFonts w:ascii="Arial" w:hAnsi="Arial"/>
+        <w:rPr/>
+      </w:pPr>
+      <w:r>
+        <w:rPr>
+          <w:rStyle w:val="Strong"/>
+          <w:rFonts w:eastAsia="Calibri" w:cs="Calibri" w:ascii="Arial" w:hAnsi="Arial"/>
+          <w:color w:themeColor="dark1" w:val="000000"/>
           <w:sz w:val="20"/>
           <w:szCs w:val="22"/>
         </w:rPr>
-      </w:pPr>
-      <w:r>
-        <w:rPr>
-          <w:rStyle w:val="Strong"/>
-          <w:rFonts w:eastAsia="Calibri" w:cs="Calibri" w:ascii="Arial" w:hAnsi="Arial"/>
-          <w:color w:val="000000"/>
-          <w:sz w:val="20"/>
-          <w:szCs w:val="22"/>
-        </w:rPr>
         <w:t>Frontend:</w:t>
       </w:r>
       <w:r>
         <w:rPr>
           <w:rFonts w:eastAsia="Calibri" w:cs="Calibri" w:ascii="Arial" w:hAnsi="Arial"/>
-          <w:color w:val="000000"/>
+          <w:color w:themeColor="dark1" w:val="000000"/>
           <w:sz w:val="20"/>
           <w:szCs w:val="22"/>
         </w:rPr>
@@ -1515,28 +1106,25 @@
         <w:pStyle w:val="BodyText"/>
         <w:numPr>
           <w:ilvl w:val="0"/>
-          <w:numId w:val="5"/>
+          <w:numId w:val="1"/>
         </w:numPr>
-        <w:tabs>
-          <w:tab w:val="clear" w:pos="720"/>
-          <w:tab w:val="left" w:pos="0" w:leader="none"/>
-        </w:tabs>
-        <w:spacing w:before="0" w:after="0"/>
-        <w:ind w:hanging="283" w:start="720"/>
+        <w:spacing w:before="0" w:after="40"/>
         <w:rPr/>
       </w:pPr>
       <w:r>
         <w:rPr>
           <w:rStyle w:val="Strong"/>
           <w:rFonts w:ascii="Arial" w:hAnsi="Arial"/>
+          <w:color w:themeColor="dark1" w:val="000000"/>
         </w:rPr>
         <w:t>Backend:</w:t>
       </w:r>
       <w:r>
         <w:rPr>
           <w:rFonts w:ascii="Arial" w:hAnsi="Arial"/>
-        </w:rPr>
-        <w:t xml:space="preserve"> Node.js, Express, FastAPI, Python, SQL</w:t>
+          <w:color w:themeColor="dark1" w:val="000000"/>
+        </w:rPr>
+        <w:t xml:space="preserve"> Node.js, Express, FastAPI, Python, SQL, PostgreSQL, FastAPI</w:t>
       </w:r>
     </w:p>
     <w:p>
@@ -1544,87 +1132,31 @@
         <w:pStyle w:val="BodyText"/>
         <w:numPr>
           <w:ilvl w:val="0"/>
-          <w:numId w:val="6"/>
+          <w:numId w:val="1"/>
         </w:numPr>
-        <w:tabs>
-          <w:tab w:val="clear" w:pos="720"/>
-          <w:tab w:val="left" w:pos="0" w:leader="none"/>
-        </w:tabs>
-        <w:ind w:hanging="283" w:start="720"/>
+        <w:spacing w:before="0" w:after="40"/>
         <w:rPr/>
       </w:pPr>
       <w:r>
         <w:rPr>
           <w:rStyle w:val="Strong"/>
           <w:rFonts w:ascii="Arial" w:hAnsi="Arial"/>
+          <w:color w:themeColor="dark1" w:val="000000"/>
         </w:rPr>
         <w:t>Databases &amp; Infrastructure:</w:t>
       </w:r>
       <w:r>
         <w:rPr>
           <w:rFonts w:ascii="Arial" w:hAnsi="Arial"/>
-        </w:rPr>
-        <w:t xml:space="preserve"> MySQL, Firebase, MongoDB, Nginx, AWS, DigitalOcean</w:t>
-      </w:r>
-    </w:p>
-    <w:p>
-      <w:pPr>
-        <w:pStyle w:val="BodyText"/>
-        <w:numPr>
-          <w:ilvl w:val="0"/>
-          <w:numId w:val="6"/>
-        </w:numPr>
-        <w:tabs>
-          <w:tab w:val="clear" w:pos="720"/>
-          <w:tab w:val="left" w:pos="0" w:leader="none"/>
-        </w:tabs>
-        <w:spacing w:before="0" w:after="140"/>
-        <w:ind w:hanging="283" w:start="720"/>
-        <w:rPr/>
-      </w:pPr>
-      <w:r>
-        <w:rPr>
-          <w:rStyle w:val="Strong"/>
-          <w:rFonts w:ascii="Arial" w:hAnsi="Arial"/>
-        </w:rPr>
-        <w:t>Currently Learning</w:t>
-      </w:r>
-      <w:r>
-        <w:rPr>
-          <w:rStyle w:val="Strong"/>
-          <w:rFonts w:ascii="Arial" w:hAnsi="Arial"/>
-        </w:rPr>
-        <w:t>:</w:t>
-      </w:r>
-      <w:r>
-        <w:rPr>
-          <w:rFonts w:ascii="Arial" w:hAnsi="Arial"/>
-        </w:rPr>
-        <w:t xml:space="preserve"> </w:t>
-      </w:r>
-      <w:r>
-        <w:rPr>
-          <w:rFonts w:ascii="Arial" w:hAnsi="Arial"/>
-        </w:rPr>
-        <w:t>PostgreSQL</w:t>
-      </w:r>
-      <w:r>
-        <w:rPr>
-          <w:rFonts w:ascii="Arial" w:hAnsi="Arial"/>
-        </w:rPr>
-        <w:t xml:space="preserve"> Redis, Docker, </w:t>
-      </w:r>
-      <w:r>
-        <w:rPr>
-          <w:rFonts w:ascii="Arial" w:hAnsi="Arial"/>
-        </w:rPr>
-        <w:t>FastAPI</w:t>
+          <w:color w:themeColor="dark1" w:val="000000"/>
+        </w:rPr>
+        <w:t xml:space="preserve"> MySQL, Firebase, MongoDB, Nginx, AWS, DigitalOcean, Docker</w:t>
       </w:r>
     </w:p>
     <w:sectPr>
       <w:type w:val="nextPage"/>
       <w:pgSz w:w="12240" w:h="15840"/>
-      <w:pgMar w:left="586" w:right="581" w:gutter="0" w:header="0" w:top="1080" w:footer="0" w:bottom="1080"/>
+      <w:pgMar w:left="586" w:right="581" w:gutter="0" w:header="0" w:top="475" w:footer="0" w:bottom="1080"/>
       <w:pgNumType w:fmt="decimal"/>
       <w:formProt w:val="false"/>
       <w:textDirection w:val="lrTb"/>
@@ -1663,6 +1195,7 @@
         </w:tabs>
         <w:ind w:start="1080" w:hanging="360"/>
       </w:pPr>
+      <w:rPr/>
     </w:lvl>
     <w:lvl w:ilvl="2">
       <w:start w:val="1"/>
@@ -1675,6 +1208,7 @@
         </w:tabs>
         <w:ind w:start="1440" w:hanging="360"/>
       </w:pPr>
+      <w:rPr/>
     </w:lvl>
     <w:lvl w:ilvl="3">
       <w:start w:val="1"/>
@@ -1687,6 +1221,7 @@
         </w:tabs>
         <w:ind w:start="1800" w:hanging="360"/>
       </w:pPr>
+      <w:rPr/>
     </w:lvl>
     <w:lvl w:ilvl="4">
       <w:start w:val="1"/>
@@ -1699,6 +1234,7 @@
         </w:tabs>
         <w:ind w:start="2160" w:hanging="360"/>
       </w:pPr>
+      <w:rPr/>
     </w:lvl>
     <w:lvl w:ilvl="5">
       <w:start w:val="1"/>
@@ -1711,6 +1247,7 @@
         </w:tabs>
         <w:ind w:start="2520" w:hanging="360"/>
       </w:pPr>
+      <w:rPr/>
     </w:lvl>
     <w:lvl w:ilvl="6">
       <w:start w:val="1"/>
@@ -1723,6 +1260,7 @@
         </w:tabs>
         <w:ind w:start="2880" w:hanging="360"/>
       </w:pPr>
+      <w:rPr/>
     </w:lvl>
     <w:lvl w:ilvl="7">
       <w:start w:val="1"/>
@@ -1735,6 +1273,7 @@
         </w:tabs>
         <w:ind w:start="3240" w:hanging="360"/>
       </w:pPr>
+      <w:rPr/>
     </w:lvl>
     <w:lvl w:ilvl="8">
       <w:start w:val="1"/>
@@ -1747,6 +1286,7 @@
         </w:tabs>
         <w:ind w:start="3600" w:hanging="360"/>
       </w:pPr>
+      <w:rPr/>
     </w:lvl>
   </w:abstractNum>
   <w:abstractNum w:abstractNumId="2">
@@ -1776,6 +1316,7 @@
         </w:tabs>
         <w:ind w:start="1080" w:hanging="360"/>
       </w:pPr>
+      <w:rPr/>
     </w:lvl>
     <w:lvl w:ilvl="2">
       <w:start w:val="1"/>
@@ -1788,6 +1329,7 @@
         </w:tabs>
         <w:ind w:start="1440" w:hanging="360"/>
       </w:pPr>
+      <w:rPr/>
     </w:lvl>
     <w:lvl w:ilvl="3">
       <w:start w:val="1"/>
@@ -1800,6 +1342,7 @@
         </w:tabs>
         <w:ind w:start="1800" w:hanging="360"/>
       </w:pPr>
+      <w:rPr/>
     </w:lvl>
     <w:lvl w:ilvl="4">
       <w:start w:val="1"/>
@@ -1812,6 +1355,7 @@
         </w:tabs>
         <w:ind w:start="2160" w:hanging="360"/>
       </w:pPr>
+      <w:rPr/>
     </w:lvl>
     <w:lvl w:ilvl="5">
       <w:start w:val="1"/>
@@ -1824,6 +1368,7 @@
         </w:tabs>
         <w:ind w:start="2520" w:hanging="360"/>
       </w:pPr>
+      <w:rPr/>
     </w:lvl>
     <w:lvl w:ilvl="6">
       <w:start w:val="1"/>
@@ -1836,6 +1381,7 @@
         </w:tabs>
         <w:ind w:start="2880" w:hanging="360"/>
       </w:pPr>
+      <w:rPr/>
     </w:lvl>
     <w:lvl w:ilvl="7">
       <w:start w:val="1"/>
@@ -1848,6 +1394,7 @@
         </w:tabs>
         <w:ind w:start="3240" w:hanging="360"/>
       </w:pPr>
+      <w:rPr/>
     </w:lvl>
     <w:lvl w:ilvl="8">
       <w:start w:val="1"/>
@@ -1860,6 +1407,7 @@
         </w:tabs>
         <w:ind w:start="3600" w:hanging="360"/>
       </w:pPr>
+      <w:rPr/>
     </w:lvl>
   </w:abstractNum>
   <w:abstractNum w:abstractNumId="3">
@@ -1889,6 +1437,7 @@
         </w:tabs>
         <w:ind w:start="1080" w:hanging="360"/>
       </w:pPr>
+      <w:rPr/>
     </w:lvl>
     <w:lvl w:ilvl="2">
       <w:start w:val="1"/>
@@ -1901,6 +1450,7 @@
         </w:tabs>
         <w:ind w:start="1440" w:hanging="360"/>
       </w:pPr>
+      <w:rPr/>
     </w:lvl>
     <w:lvl w:ilvl="3">
       <w:start w:val="1"/>
@@ -1913,6 +1463,7 @@
         </w:tabs>
         <w:ind w:start="1800" w:hanging="360"/>
       </w:pPr>
+      <w:rPr/>
     </w:lvl>
     <w:lvl w:ilvl="4">
       <w:start w:val="1"/>
@@ -1925,6 +1476,7 @@
         </w:tabs>
         <w:ind w:start="2160" w:hanging="360"/>
       </w:pPr>
+      <w:rPr/>
     </w:lvl>
     <w:lvl w:ilvl="5">
       <w:start w:val="1"/>
@@ -1937,6 +1489,7 @@
         </w:tabs>
         <w:ind w:start="2520" w:hanging="360"/>
       </w:pPr>
+      <w:rPr/>
     </w:lvl>
     <w:lvl w:ilvl="6">
       <w:start w:val="1"/>
@@ -1949,6 +1502,7 @@
         </w:tabs>
         <w:ind w:start="2880" w:hanging="360"/>
       </w:pPr>
+      <w:rPr/>
     </w:lvl>
     <w:lvl w:ilvl="7">
       <w:start w:val="1"/>
@@ -1961,6 +1515,7 @@
         </w:tabs>
         <w:ind w:start="3240" w:hanging="360"/>
       </w:pPr>
+      <w:rPr/>
     </w:lvl>
     <w:lvl w:ilvl="8">
       <w:start w:val="1"/>
@@ -1973,6 +1528,7 @@
         </w:tabs>
         <w:ind w:start="3600" w:hanging="360"/>
       </w:pPr>
+      <w:rPr/>
     </w:lvl>
   </w:abstractNum>
   <w:abstractNum w:abstractNumId="4">
@@ -2002,6 +1558,7 @@
         </w:tabs>
         <w:ind w:start="1080" w:hanging="360"/>
       </w:pPr>
+      <w:rPr/>
     </w:lvl>
     <w:lvl w:ilvl="2">
       <w:start w:val="1"/>
@@ -2014,6 +1571,7 @@
         </w:tabs>
         <w:ind w:start="1440" w:hanging="360"/>
       </w:pPr>
+      <w:rPr/>
     </w:lvl>
     <w:lvl w:ilvl="3">
       <w:start w:val="1"/>
@@ -2026,6 +1584,7 @@
         </w:tabs>
         <w:ind w:start="1800" w:hanging="360"/>
       </w:pPr>
+      <w:rPr/>
     </w:lvl>
     <w:lvl w:ilvl="4">
       <w:start w:val="1"/>
@@ -2038,6 +1597,7 @@
         </w:tabs>
         <w:ind w:start="2160" w:hanging="360"/>
       </w:pPr>
+      <w:rPr/>
     </w:lvl>
     <w:lvl w:ilvl="5">
       <w:start w:val="1"/>
@@ -2050,6 +1610,7 @@
         </w:tabs>
         <w:ind w:start="2520" w:hanging="360"/>
       </w:pPr>
+      <w:rPr/>
     </w:lvl>
     <w:lvl w:ilvl="6">
       <w:start w:val="1"/>
@@ -2062,6 +1623,7 @@
         </w:tabs>
         <w:ind w:start="2880" w:hanging="360"/>
       </w:pPr>
+      <w:rPr/>
     </w:lvl>
     <w:lvl w:ilvl="7">
       <w:start w:val="1"/>
@@ -2074,6 +1636,7 @@
         </w:tabs>
         <w:ind w:start="3240" w:hanging="360"/>
       </w:pPr>
+      <w:rPr/>
     </w:lvl>
     <w:lvl w:ilvl="8">
       <w:start w:val="1"/>
@@ -2086,235 +1649,10 @@
         </w:tabs>
         <w:ind w:start="3600" w:hanging="360"/>
       </w:pPr>
+      <w:rPr/>
     </w:lvl>
   </w:abstractNum>
   <w:abstractNum w:abstractNumId="5">
-    <w:lvl w:ilvl="0">
-      <w:start w:val="1"/>
-      <w:numFmt w:val="bullet"/>
-      <w:lvlText w:val=""/>
-      <w:lvlJc w:val="start"/>
-      <w:pPr>
-        <w:tabs>
-          <w:tab w:val="num" w:pos="720"/>
-        </w:tabs>
-        <w:ind w:start="720" w:hanging="283"/>
-      </w:pPr>
-      <w:rPr>
-        <w:rFonts w:ascii="Symbol" w:hAnsi="Symbol" w:cs="Symbol" w:hint="default"/>
-      </w:rPr>
-    </w:lvl>
-    <w:lvl w:ilvl="1">
-      <w:start w:val="1"/>
-      <w:numFmt w:val="decimal"/>
-      <w:lvlText w:val="%2."/>
-      <w:lvlJc w:val="start"/>
-      <w:pPr>
-        <w:tabs>
-          <w:tab w:val="num" w:pos="1080"/>
-        </w:tabs>
-        <w:ind w:start="1080" w:hanging="360"/>
-      </w:pPr>
-    </w:lvl>
-    <w:lvl w:ilvl="2">
-      <w:start w:val="1"/>
-      <w:numFmt w:val="decimal"/>
-      <w:lvlText w:val="%3."/>
-      <w:lvlJc w:val="start"/>
-      <w:pPr>
-        <w:tabs>
-          <w:tab w:val="num" w:pos="1440"/>
-        </w:tabs>
-        <w:ind w:start="1440" w:hanging="360"/>
-      </w:pPr>
-    </w:lvl>
-    <w:lvl w:ilvl="3">
-      <w:start w:val="1"/>
-      <w:numFmt w:val="decimal"/>
-      <w:lvlText w:val="%4."/>
-      <w:lvlJc w:val="start"/>
-      <w:pPr>
-        <w:tabs>
-          <w:tab w:val="num" w:pos="1800"/>
-        </w:tabs>
-        <w:ind w:start="1800" w:hanging="360"/>
-      </w:pPr>
-    </w:lvl>
-    <w:lvl w:ilvl="4">
-      <w:start w:val="1"/>
-      <w:numFmt w:val="decimal"/>
-      <w:lvlText w:val="%5."/>
-      <w:lvlJc w:val="start"/>
-      <w:pPr>
-        <w:tabs>
-          <w:tab w:val="num" w:pos="2160"/>
-        </w:tabs>
-        <w:ind w:start="2160" w:hanging="360"/>
-      </w:pPr>
-    </w:lvl>
-    <w:lvl w:ilvl="5">
-      <w:start w:val="1"/>
-      <w:numFmt w:val="decimal"/>
-      <w:lvlText w:val="%6."/>
-      <w:lvlJc w:val="start"/>
-      <w:pPr>
-        <w:tabs>
-          <w:tab w:val="num" w:pos="2520"/>
-        </w:tabs>
-        <w:ind w:start="2520" w:hanging="360"/>
-      </w:pPr>
-    </w:lvl>
-    <w:lvl w:ilvl="6">
-      <w:start w:val="1"/>
-      <w:numFmt w:val="decimal"/>
-      <w:lvlText w:val="%7."/>
-      <w:lvlJc w:val="start"/>
-      <w:pPr>
-        <w:tabs>
-          <w:tab w:val="num" w:pos="2880"/>
-        </w:tabs>
-        <w:ind w:start="2880" w:hanging="360"/>
-      </w:pPr>
-    </w:lvl>
-    <w:lvl w:ilvl="7">
-      <w:start w:val="1"/>
-      <w:numFmt w:val="decimal"/>
-      <w:lvlText w:val="%8."/>
-      <w:lvlJc w:val="start"/>
-      <w:pPr>
-        <w:tabs>
-          <w:tab w:val="num" w:pos="3240"/>
-        </w:tabs>
-        <w:ind w:start="3240" w:hanging="360"/>
-      </w:pPr>
-    </w:lvl>
-    <w:lvl w:ilvl="8">
-      <w:start w:val="1"/>
-      <w:numFmt w:val="decimal"/>
-      <w:lvlText w:val="%9."/>
-      <w:lvlJc w:val="start"/>
-      <w:pPr>
-        <w:tabs>
-          <w:tab w:val="num" w:pos="3600"/>
-        </w:tabs>
-        <w:ind w:start="3600" w:hanging="360"/>
-      </w:pPr>
-    </w:lvl>
-  </w:abstractNum>
-  <w:abstractNum w:abstractNumId="6">
-    <w:lvl w:ilvl="0">
-      <w:start w:val="1"/>
-      <w:numFmt w:val="bullet"/>
-      <w:lvlText w:val=""/>
-      <w:lvlJc w:val="start"/>
-      <w:pPr>
-        <w:tabs>
-          <w:tab w:val="num" w:pos="720"/>
-        </w:tabs>
-        <w:ind w:start="720" w:hanging="283"/>
-      </w:pPr>
-      <w:rPr>
-        <w:rFonts w:ascii="Symbol" w:hAnsi="Symbol" w:cs="Symbol" w:hint="default"/>
-      </w:rPr>
-    </w:lvl>
-    <w:lvl w:ilvl="1">
-      <w:start w:val="1"/>
-      <w:numFmt w:val="decimal"/>
-      <w:lvlText w:val="%2."/>
-      <w:lvlJc w:val="start"/>
-      <w:pPr>
-        <w:tabs>
-          <w:tab w:val="num" w:pos="1080"/>
-        </w:tabs>
-        <w:ind w:start="1080" w:hanging="360"/>
-      </w:pPr>
-    </w:lvl>
-    <w:lvl w:ilvl="2">
-      <w:start w:val="1"/>
-      <w:numFmt w:val="decimal"/>
-      <w:lvlText w:val="%3."/>
-      <w:lvlJc w:val="start"/>
-      <w:pPr>
-        <w:tabs>
-          <w:tab w:val="num" w:pos="1440"/>
-        </w:tabs>
-        <w:ind w:start="1440" w:hanging="360"/>
-      </w:pPr>
-    </w:lvl>
-    <w:lvl w:ilvl="3">
-      <w:start w:val="1"/>
-      <w:numFmt w:val="decimal"/>
-      <w:lvlText w:val="%4."/>
-      <w:lvlJc w:val="start"/>
-      <w:pPr>
-        <w:tabs>
-          <w:tab w:val="num" w:pos="1800"/>
-        </w:tabs>
-        <w:ind w:start="1800" w:hanging="360"/>
-      </w:pPr>
-    </w:lvl>
-    <w:lvl w:ilvl="4">
-      <w:start w:val="1"/>
-      <w:numFmt w:val="decimal"/>
-      <w:lvlText w:val="%5."/>
-      <w:lvlJc w:val="start"/>
-      <w:pPr>
-        <w:tabs>
-          <w:tab w:val="num" w:pos="2160"/>
-        </w:tabs>
-        <w:ind w:start="2160" w:hanging="360"/>
-      </w:pPr>
-    </w:lvl>
-    <w:lvl w:ilvl="5">
-      <w:start w:val="1"/>
-      <w:numFmt w:val="decimal"/>
-      <w:lvlText w:val="%6."/>
-      <w:lvlJc w:val="start"/>
-      <w:pPr>
-        <w:tabs>
-          <w:tab w:val="num" w:pos="2520"/>
-        </w:tabs>
-        <w:ind w:start="2520" w:hanging="360"/>
-      </w:pPr>
-    </w:lvl>
-    <w:lvl w:ilvl="6">
-      <w:start w:val="1"/>
-      <w:numFmt w:val="decimal"/>
-      <w:lvlText w:val="%7."/>
-      <w:lvlJc w:val="start"/>
-      <w:pPr>
-        <w:tabs>
-          <w:tab w:val="num" w:pos="2880"/>
-        </w:tabs>
-        <w:ind w:start="2880" w:hanging="360"/>
-      </w:pPr>
-    </w:lvl>
-    <w:lvl w:ilvl="7">
-      <w:start w:val="1"/>
-      <w:numFmt w:val="decimal"/>
-      <w:lvlText w:val="%8."/>
-      <w:lvlJc w:val="start"/>
-      <w:pPr>
-        <w:tabs>
-          <w:tab w:val="num" w:pos="3240"/>
-        </w:tabs>
-        <w:ind w:start="3240" w:hanging="360"/>
-      </w:pPr>
-    </w:lvl>
-    <w:lvl w:ilvl="8">
-      <w:start w:val="1"/>
-      <w:numFmt w:val="decimal"/>
-      <w:lvlText w:val="%9."/>
-      <w:lvlJc w:val="start"/>
-      <w:pPr>
-        <w:tabs>
-          <w:tab w:val="num" w:pos="3600"/>
-        </w:tabs>
-        <w:ind w:start="3600" w:hanging="360"/>
-      </w:pPr>
-    </w:lvl>
-  </w:abstractNum>
-  <w:abstractNum w:abstractNumId="7">
     <w:lvl w:ilvl="0">
       <w:start w:val="1"/>
       <w:numFmt w:val="none"/>
@@ -2448,12 +1786,6 @@
   <w:num w:numId="5">
     <w:abstractNumId w:val="5"/>
   </w:num>
-  <w:num w:numId="6">
-    <w:abstractNumId w:val="6"/>
-  </w:num>
-  <w:num w:numId="7">
-    <w:abstractNumId w:val="7"/>
-  </w:num>
 </w:numbering>
 </file>
 
@@ -2477,6 +1809,7 @@
     <w:qFormat/>
     <w:pPr>
       <w:widowControl/>
+      <w:suppressAutoHyphens w:val="true"/>
       <w:bidi w:val="0"/>
       <w:spacing w:before="0" w:after="0"/>
       <w:jc w:val="start"/>
@@ -2609,6 +1942,14 @@
     <w:rPr>
       <w:b/>
       <w:bCs/>
+    </w:rPr>
+  </w:style>
+  <w:style w:type="character" w:styleId="Emphasis">
+    <w:name w:val="Emphasis"/>
+    <w:qFormat/>
+    <w:rPr>
+      <w:i/>
+      <w:iCs/>
     </w:rPr>
   </w:style>
   <w:style w:type="paragraph" w:styleId="Heading">
@@ -2684,6 +2025,7 @@
     <w:qFormat/>
     <w:pPr>
       <w:widowControl/>
+      <w:suppressAutoHyphens w:val="true"/>
       <w:bidi w:val="0"/>
       <w:spacing w:before="0" w:after="0"/>
       <w:jc w:val="start"/>
@@ -2704,6 +2046,7 @@
     <w:qFormat/>
     <w:pPr>
       <w:widowControl/>
+      <w:suppressAutoHyphens w:val="true"/>
       <w:bidi w:val="0"/>
       <w:spacing w:before="0" w:after="0"/>
       <w:jc w:val="start"/>

--- a/public/JohnPacheco_Resume.docx
+++ b/public/JohnPacheco_Resume.docx
@@ -744,7 +744,7 @@
           <w:sz w:val="20"/>
           <w:szCs w:val="20"/>
         </w:rPr>
-        <w:t>Designed a responsive, intuative interface with MantineUI.</w:t>
+        <w:t>Designed a responsive, intuitive interface with MantineUI.</w:t>
       </w:r>
     </w:p>
     <w:p>
@@ -1098,7 +1098,16 @@
           <w:sz w:val="20"/>
           <w:szCs w:val="22"/>
         </w:rPr>
-        <w:t xml:space="preserve"> React, Next.js, TypeScript, JavaScript, Tailwind CSS, Mantine UI, Shadcn-UI</w:t>
+        <w:t xml:space="preserve"> React, Next.js, TypeScript, JavaScript, Tailwind CSS, Mantine UI, Shadcn-UI, </w:t>
+      </w:r>
+      <w:r>
+        <w:rPr>
+          <w:rFonts w:eastAsia="Calibri" w:cs="Calibri" w:ascii="Arial" w:hAnsi="Arial"/>
+          <w:color w:themeColor="dark1" w:val="000000"/>
+          <w:sz w:val="20"/>
+          <w:szCs w:val="22"/>
+        </w:rPr>
+        <w:t>Jest</w:t>
       </w:r>
     </w:p>
     <w:p>
@@ -1124,7 +1133,14 @@
           <w:rFonts w:ascii="Arial" w:hAnsi="Arial"/>
           <w:color w:themeColor="dark1" w:val="000000"/>
         </w:rPr>
-        <w:t xml:space="preserve"> Node.js, Express, FastAPI, Python, SQL, PostgreSQL, FastAPI</w:t>
+        <w:t xml:space="preserve"> Node.js, Express, FastAPI, Python, SQL, PostgreSQL, </w:t>
+      </w:r>
+      <w:r>
+        <w:rPr>
+          <w:rFonts w:ascii="Arial" w:hAnsi="Arial"/>
+          <w:color w:themeColor="dark1" w:val="000000"/>
+        </w:rPr>
+        <w:t>REST APIs</w:t>
       </w:r>
     </w:p>
     <w:p>
@@ -1150,7 +1166,14 @@
           <w:rFonts w:ascii="Arial" w:hAnsi="Arial"/>
           <w:color w:themeColor="dark1" w:val="000000"/>
         </w:rPr>
-        <w:t xml:space="preserve"> MySQL, Firebase, MongoDB, Nginx, AWS, DigitalOcean, Docker</w:t>
+        <w:t xml:space="preserve"> MySQL, Firebase, MongoDB, Nginx, AWS, DigitalOcean, Docker, </w:t>
+      </w:r>
+      <w:r>
+        <w:rPr>
+          <w:rFonts w:ascii="Arial" w:hAnsi="Arial"/>
+          <w:color w:themeColor="dark1" w:val="000000"/>
+        </w:rPr>
+        <w:t>Git/Github</w:t>
       </w:r>
     </w:p>
     <w:sectPr>
